--- a/KnowledgeBase/Back-end/doc/海咲.docx
+++ b/KnowledgeBase/Back-end/doc/海咲.docx
@@ -4,229 +4,966 @@
   <w:body>
     <w:p>
       <w:pPr>
-        <w:rPr>
+        <w:widowControl/>
+        <w:spacing w:before="100" w:beforeAutospacing="1" w:after="100" w:afterAutospacing="1" w:line="240" w:lineRule="auto"/>
+        <w:outlineLvl w:val="2"/>
+        <w:rPr>
+          <w:rFonts w:ascii="新細明體" w:eastAsia="新細明體" w:hAnsi="新細明體" w:cs="新細明體"/>
           <w:b/>
           <w:bCs/>
-        </w:rPr>
-      </w:pPr>
-      <w:r>
-        <w:rPr>
+          <w:kern w:val="0"/>
+          <w:sz w:val="27"/>
+          <w:szCs w:val="27"/>
+          <w14:ligatures w14:val="none"/>
+        </w:rPr>
+      </w:pPr>
+      <w:r>
+        <w:rPr>
+          <w:rFonts w:ascii="新細明體" w:eastAsia="新細明體" w:hAnsi="新細明體" w:cs="新細明體"/>
           <w:b/>
           <w:bCs/>
-        </w:rPr>
-        <w:t>海咲</w:t>
-      </w:r>
-      <w:r>
-        <w:rPr>
+          <w:kern w:val="0"/>
+          <w:sz w:val="27"/>
+          <w:szCs w:val="27"/>
+          <w14:ligatures w14:val="none"/>
+        </w:rPr>
+        <w:t>海咲 - 沙灘排球運動員簡介</w:t>
+      </w:r>
+    </w:p>
+    <w:p>
+      <w:pPr>
+        <w:widowControl/>
+        <w:spacing w:before="100" w:beforeAutospacing="1" w:after="100" w:afterAutospacing="1" w:line="240" w:lineRule="auto"/>
+        <w:outlineLvl w:val="3"/>
+        <w:rPr>
+          <w:rFonts w:ascii="新細明體" w:eastAsia="新細明體" w:hAnsi="新細明體" w:cs="新細明體"/>
           <w:b/>
           <w:bCs/>
-        </w:rPr>
-        <w:t>——</w:t>
-      </w:r>
-      <w:r>
-        <w:rPr>
+          <w:kern w:val="0"/>
+          <w14:ligatures w14:val="none"/>
+        </w:rPr>
+      </w:pPr>
+      <w:r>
+        <w:rPr>
+          <w:rFonts w:ascii="新細明體" w:eastAsia="新細明體" w:hAnsi="新細明體" w:cs="新細明體"/>
           <w:b/>
           <w:bCs/>
-        </w:rPr>
-        <w:t>碧波之下的熱情與夢想</w:t>
-      </w:r>
-    </w:p>
-    <w:p>
-      <w:r>
-        <w:t>陽光灑落在潔白的沙灘上，蔚藍的海洋波光粼粼，海風輕輕拂過椰樹，帶來淡淡的鹹味。海咲站在沙灘中央，微微瞇起眼睛，望著遠方的海平線，嘴角勾起一抹自信的微笑。</w:t>
-      </w:r>
-    </w:p>
-    <w:p>
-      <w:r>
-        <w:t>她是個充滿活力的女孩，擁有如陽光般的明亮笑容，總是散發著朝氣與熱情。身為「維納斯璀璨假期」島上的頂級沙灘排球選手之一，海咲不僅擁有出色的運動天賦，還對大海懷有無比的熱愛。她總是說：「我的生命離不開這片海洋！」</w:t>
-      </w:r>
-    </w:p>
-    <w:p>
-      <w:pPr>
-        <w:rPr>
+          <w:kern w:val="0"/>
+          <w14:ligatures w14:val="none"/>
+        </w:rPr>
+        <w:t>基本資訊</w:t>
+      </w:r>
+    </w:p>
+    <w:p>
+      <w:pPr>
+        <w:widowControl/>
+        <w:numPr>
+          <w:ilvl w:val="0"/>
+          <w:numId w:val="1"/>
+        </w:numPr>
+        <w:spacing w:before="100" w:beforeAutospacing="1" w:after="100" w:afterAutospacing="1" w:line="240" w:lineRule="auto"/>
+        <w:rPr>
+          <w:rFonts w:ascii="新細明體" w:eastAsia="新細明體" w:hAnsi="新細明體" w:cs="新細明體"/>
+          <w:kern w:val="0"/>
+          <w14:ligatures w14:val="none"/>
+        </w:rPr>
+      </w:pPr>
+      <w:r>
+        <w:rPr>
+          <w:rFonts w:ascii="新細明體" w:eastAsia="新細明體" w:hAnsi="新細明體" w:cs="新細明體"/>
           <w:b/>
           <w:bCs/>
-        </w:rPr>
-      </w:pPr>
-      <w:r>
-        <w:rPr>
+          <w:kern w:val="0"/>
+          <w14:ligatures w14:val="none"/>
+        </w:rPr>
+        <w:t>姓名</w:t>
+      </w:r>
+      <w:r>
+        <w:rPr>
+          <w:rFonts w:ascii="新細明體" w:eastAsia="新細明體" w:hAnsi="新細明體" w:cs="新細明體"/>
+          <w:kern w:val="0"/>
+          <w14:ligatures w14:val="none"/>
+        </w:rPr>
+        <w:t>：海咲</w:t>
+      </w:r>
+    </w:p>
+    <w:p>
+      <w:pPr>
+        <w:widowControl/>
+        <w:numPr>
+          <w:ilvl w:val="0"/>
+          <w:numId w:val="1"/>
+        </w:numPr>
+        <w:spacing w:before="100" w:beforeAutospacing="1" w:after="100" w:afterAutospacing="1" w:line="240" w:lineRule="auto"/>
+        <w:rPr>
+          <w:rFonts w:ascii="新細明體" w:eastAsia="新細明體" w:hAnsi="新細明體" w:cs="新細明體"/>
+          <w:kern w:val="0"/>
+          <w14:ligatures w14:val="none"/>
+        </w:rPr>
+      </w:pPr>
+      <w:r>
+        <w:rPr>
+          <w:rFonts w:ascii="新細明體" w:eastAsia="新細明體" w:hAnsi="新細明體" w:cs="新細明體"/>
           <w:b/>
           <w:bCs/>
-        </w:rPr>
-        <w:t>兒時的夢想</w:t>
-      </w:r>
-      <w:r>
-        <w:rPr>
+          <w:kern w:val="0"/>
+          <w14:ligatures w14:val="none"/>
+        </w:rPr>
+        <w:t>背景</w:t>
+      </w:r>
+      <w:r>
+        <w:rPr>
+          <w:rFonts w:ascii="新細明體" w:eastAsia="新細明體" w:hAnsi="新細明體" w:cs="新細明體"/>
+          <w:kern w:val="0"/>
+          <w14:ligatures w14:val="none"/>
+        </w:rPr>
+        <w:t>：海邊城鎮出生，家族經營海洋俱樂部</w:t>
+      </w:r>
+    </w:p>
+    <w:p>
+      <w:pPr>
+        <w:widowControl/>
+        <w:numPr>
+          <w:ilvl w:val="0"/>
+          <w:numId w:val="1"/>
+        </w:numPr>
+        <w:spacing w:before="100" w:beforeAutospacing="1" w:after="100" w:afterAutospacing="1" w:line="240" w:lineRule="auto"/>
+        <w:rPr>
+          <w:rFonts w:ascii="新細明體" w:eastAsia="新細明體" w:hAnsi="新細明體" w:cs="新細明體"/>
+          <w:kern w:val="0"/>
+          <w14:ligatures w14:val="none"/>
+        </w:rPr>
+      </w:pPr>
+      <w:r>
+        <w:rPr>
+          <w:rFonts w:ascii="新細明體" w:eastAsia="新細明體" w:hAnsi="新細明體" w:cs="新細明體"/>
           <w:b/>
           <w:bCs/>
-        </w:rPr>
-        <w:t>——</w:t>
-      </w:r>
-      <w:r>
-        <w:rPr>
+          <w:kern w:val="0"/>
+          <w14:ligatures w14:val="none"/>
+        </w:rPr>
+        <w:t>興趣</w:t>
+      </w:r>
+      <w:r>
+        <w:rPr>
+          <w:rFonts w:ascii="新細明體" w:eastAsia="新細明體" w:hAnsi="新細明體" w:cs="新細明體"/>
+          <w:kern w:val="0"/>
+          <w14:ligatures w14:val="none"/>
+        </w:rPr>
+        <w:t>：沙灘排球、游泳、衝浪</w:t>
+      </w:r>
+    </w:p>
+    <w:p>
+      <w:pPr>
+        <w:widowControl/>
+        <w:numPr>
+          <w:ilvl w:val="0"/>
+          <w:numId w:val="1"/>
+        </w:numPr>
+        <w:spacing w:before="100" w:beforeAutospacing="1" w:after="100" w:afterAutospacing="1" w:line="240" w:lineRule="auto"/>
+        <w:rPr>
+          <w:rFonts w:ascii="新細明體" w:eastAsia="新細明體" w:hAnsi="新細明體" w:cs="新細明體"/>
+          <w:kern w:val="0"/>
+          <w14:ligatures w14:val="none"/>
+        </w:rPr>
+      </w:pPr>
+      <w:r>
+        <w:rPr>
+          <w:rFonts w:ascii="新細明體" w:eastAsia="新細明體" w:hAnsi="新細明體" w:cs="新細明體"/>
           <w:b/>
           <w:bCs/>
-        </w:rPr>
-        <w:t>與海共舞</w:t>
-      </w:r>
-    </w:p>
-    <w:p>
-      <w:r>
-        <w:t>海咲自小生長在一個靠海的城鎮，她的父母經營著一家小型海洋俱樂部，專門教授潛水與衝浪。她從小就在海風與浪潮的陪伴下長大，學會了如何與大海共舞。父親常對她說：「海洋是我們最好的朋友，只要用心傾聽，它會告訴我們許多故事。」</w:t>
-      </w:r>
-    </w:p>
-    <w:p>
-      <w:r>
-        <w:t>在她童年的記憶裡，最快樂的時光莫過於與哥哥在海邊比賽游泳、衝浪，以及捕捉夜晚的螢火蟲。她總是跑在最前面，像一條靈活的魚，穿梭於波浪之間。那時的她就已經立下志向，希望有一天能在世界級的比賽中，展現自己的實力。</w:t>
-      </w:r>
-    </w:p>
-    <w:p>
-      <w:pPr>
-        <w:rPr>
+          <w:kern w:val="0"/>
+          <w14:ligatures w14:val="none"/>
+        </w:rPr>
+        <w:t>性格特質</w:t>
+      </w:r>
+      <w:r>
+        <w:rPr>
+          <w:rFonts w:ascii="新細明體" w:eastAsia="新細明體" w:hAnsi="新細明體" w:cs="新細明體"/>
+          <w:kern w:val="0"/>
+          <w14:ligatures w14:val="none"/>
+        </w:rPr>
+        <w:t>：活力充沛、積極向上、熱愛海洋</w:t>
+      </w:r>
+    </w:p>
+    <w:p>
+      <w:pPr>
+        <w:widowControl/>
+        <w:spacing w:before="100" w:beforeAutospacing="1" w:after="100" w:afterAutospacing="1" w:line="240" w:lineRule="auto"/>
+        <w:outlineLvl w:val="3"/>
+        <w:rPr>
+          <w:rFonts w:ascii="新細明體" w:eastAsia="新細明體" w:hAnsi="新細明體" w:cs="新細明體"/>
           <w:b/>
           <w:bCs/>
-        </w:rPr>
-      </w:pPr>
-      <w:r>
-        <w:rPr>
+          <w:kern w:val="0"/>
+          <w14:ligatures w14:val="none"/>
+        </w:rPr>
+      </w:pPr>
+      <w:r>
+        <w:rPr>
+          <w:rFonts w:ascii="新細明體" w:eastAsia="新細明體" w:hAnsi="新細明體" w:cs="新細明體"/>
           <w:b/>
           <w:bCs/>
-        </w:rPr>
-        <w:t>沙灘排球的契機</w:t>
-      </w:r>
-    </w:p>
-    <w:p>
-      <w:r>
-        <w:t>某一天，當她還是小學生時，家鄉舉辦了一場沙灘排球表演賽。她被排球選手們精湛的技巧和熱血沸騰的比賽氛圍所吸引，眼中閃爍著興奮的光芒。她第一次親手觸碰沙灘排球時，內心的某種情感被點燃了。</w:t>
-      </w:r>
-    </w:p>
-    <w:p>
-      <w:r>
-        <w:t>「這是一種與海浪一樣自由的運動！」她當時如此感嘆。</w:t>
-      </w:r>
-    </w:p>
-    <w:p>
-      <w:r>
-        <w:t>從那天起，她每天都在沙灘上苦練發球、扣殺、攔網，將沙灘當作她的競技場。哥哥看到她的決心，便開始陪伴她訓練，成為她最初的搭檔。他們兄妹倆在當地的沙灘排球比賽中屢獲佳績，海咲的技術也逐漸精進。</w:t>
-      </w:r>
-    </w:p>
-    <w:p>
-      <w:pPr>
-        <w:rPr>
+          <w:kern w:val="0"/>
+          <w14:ligatures w14:val="none"/>
+        </w:rPr>
+        <w:t>成長背景</w:t>
+      </w:r>
+    </w:p>
+    <w:p>
+      <w:pPr>
+        <w:widowControl/>
+        <w:numPr>
+          <w:ilvl w:val="0"/>
+          <w:numId w:val="2"/>
+        </w:numPr>
+        <w:spacing w:before="100" w:beforeAutospacing="1" w:after="100" w:afterAutospacing="1" w:line="240" w:lineRule="auto"/>
+        <w:rPr>
+          <w:rFonts w:ascii="新細明體" w:eastAsia="新細明體" w:hAnsi="新細明體" w:cs="新細明體"/>
+          <w:kern w:val="0"/>
+          <w14:ligatures w14:val="none"/>
+        </w:rPr>
+      </w:pPr>
+      <w:r>
+        <w:rPr>
+          <w:rFonts w:ascii="新細明體" w:eastAsia="新細明體" w:hAnsi="新細明體" w:cs="新細明體"/>
+          <w:kern w:val="0"/>
+          <w14:ligatures w14:val="none"/>
+        </w:rPr>
+        <w:t>自小生活在海邊，父母經營潛水與衝浪俱樂部。</w:t>
+      </w:r>
+    </w:p>
+    <w:p>
+      <w:pPr>
+        <w:widowControl/>
+        <w:numPr>
+          <w:ilvl w:val="0"/>
+          <w:numId w:val="2"/>
+        </w:numPr>
+        <w:spacing w:before="100" w:beforeAutospacing="1" w:after="100" w:afterAutospacing="1" w:line="240" w:lineRule="auto"/>
+        <w:rPr>
+          <w:rFonts w:ascii="新細明體" w:eastAsia="新細明體" w:hAnsi="新細明體" w:cs="新細明體"/>
+          <w:kern w:val="0"/>
+          <w14:ligatures w14:val="none"/>
+        </w:rPr>
+      </w:pPr>
+      <w:r>
+        <w:rPr>
+          <w:rFonts w:ascii="新細明體" w:eastAsia="新細明體" w:hAnsi="新細明體" w:cs="新細明體"/>
+          <w:kern w:val="0"/>
+          <w14:ligatures w14:val="none"/>
+        </w:rPr>
+        <w:t>童年時經常與哥哥在海邊進行水上活動，如游泳與衝浪。</w:t>
+      </w:r>
+    </w:p>
+    <w:p>
+      <w:pPr>
+        <w:widowControl/>
+        <w:numPr>
+          <w:ilvl w:val="0"/>
+          <w:numId w:val="2"/>
+        </w:numPr>
+        <w:spacing w:before="100" w:beforeAutospacing="1" w:after="100" w:afterAutospacing="1" w:line="240" w:lineRule="auto"/>
+        <w:rPr>
+          <w:rFonts w:ascii="新細明體" w:eastAsia="新細明體" w:hAnsi="新細明體" w:cs="新細明體"/>
+          <w:kern w:val="0"/>
+          <w14:ligatures w14:val="none"/>
+        </w:rPr>
+      </w:pPr>
+      <w:r>
+        <w:rPr>
+          <w:rFonts w:ascii="新細明體" w:eastAsia="新細明體" w:hAnsi="新細明體" w:cs="新細明體"/>
+          <w:kern w:val="0"/>
+          <w14:ligatures w14:val="none"/>
+        </w:rPr>
+        <w:t>對大海有深厚的情感，認為「生命離不開海洋」。</w:t>
+      </w:r>
+    </w:p>
+    <w:p>
+      <w:pPr>
+        <w:widowControl/>
+        <w:spacing w:before="100" w:beforeAutospacing="1" w:after="100" w:afterAutospacing="1" w:line="240" w:lineRule="auto"/>
+        <w:outlineLvl w:val="3"/>
+        <w:rPr>
+          <w:rFonts w:ascii="新細明體" w:eastAsia="新細明體" w:hAnsi="新細明體" w:cs="新細明體"/>
           <w:b/>
           <w:bCs/>
-        </w:rPr>
-      </w:pPr>
-      <w:r>
-        <w:rPr>
+          <w:kern w:val="0"/>
+          <w14:ligatures w14:val="none"/>
+        </w:rPr>
+      </w:pPr>
+      <w:r>
+        <w:rPr>
+          <w:rFonts w:ascii="新細明體" w:eastAsia="新細明體" w:hAnsi="新細明體" w:cs="新細明體"/>
           <w:b/>
           <w:bCs/>
-        </w:rPr>
-        <w:t>突破自我</w:t>
-      </w:r>
-      <w:r>
-        <w:rPr>
+          <w:kern w:val="0"/>
+          <w14:ligatures w14:val="none"/>
+        </w:rPr>
+        <w:t>接觸沙灘排球</w:t>
+      </w:r>
+    </w:p>
+    <w:p>
+      <w:pPr>
+        <w:widowControl/>
+        <w:numPr>
+          <w:ilvl w:val="0"/>
+          <w:numId w:val="3"/>
+        </w:numPr>
+        <w:spacing w:before="100" w:beforeAutospacing="1" w:after="100" w:afterAutospacing="1" w:line="240" w:lineRule="auto"/>
+        <w:rPr>
+          <w:rFonts w:ascii="新細明體" w:eastAsia="新細明體" w:hAnsi="新細明體" w:cs="新細明體"/>
+          <w:kern w:val="0"/>
+          <w14:ligatures w14:val="none"/>
+        </w:rPr>
+      </w:pPr>
+      <w:r>
+        <w:rPr>
+          <w:rFonts w:ascii="新細明體" w:eastAsia="新細明體" w:hAnsi="新細明體" w:cs="新細明體"/>
+          <w:kern w:val="0"/>
+          <w14:ligatures w14:val="none"/>
+        </w:rPr>
+        <w:t>在家鄉的一場沙灘排球表演賽中，對這項運動產生興趣。</w:t>
+      </w:r>
+    </w:p>
+    <w:p>
+      <w:pPr>
+        <w:widowControl/>
+        <w:numPr>
+          <w:ilvl w:val="0"/>
+          <w:numId w:val="3"/>
+        </w:numPr>
+        <w:spacing w:before="100" w:beforeAutospacing="1" w:after="100" w:afterAutospacing="1" w:line="240" w:lineRule="auto"/>
+        <w:rPr>
+          <w:rFonts w:ascii="新細明體" w:eastAsia="新細明體" w:hAnsi="新細明體" w:cs="新細明體"/>
+          <w:kern w:val="0"/>
+          <w14:ligatures w14:val="none"/>
+        </w:rPr>
+      </w:pPr>
+      <w:r>
+        <w:rPr>
+          <w:rFonts w:ascii="新細明體" w:eastAsia="新細明體" w:hAnsi="新細明體" w:cs="新細明體"/>
+          <w:kern w:val="0"/>
+          <w14:ligatures w14:val="none"/>
+        </w:rPr>
+        <w:t>認為沙灘排球與海浪一樣自由，開始積極訓練。</w:t>
+      </w:r>
+    </w:p>
+    <w:p>
+      <w:pPr>
+        <w:widowControl/>
+        <w:numPr>
+          <w:ilvl w:val="0"/>
+          <w:numId w:val="3"/>
+        </w:numPr>
+        <w:spacing w:before="100" w:beforeAutospacing="1" w:after="100" w:afterAutospacing="1" w:line="240" w:lineRule="auto"/>
+        <w:rPr>
+          <w:rFonts w:ascii="新細明體" w:eastAsia="新細明體" w:hAnsi="新細明體" w:cs="新細明體"/>
+          <w:kern w:val="0"/>
+          <w14:ligatures w14:val="none"/>
+        </w:rPr>
+      </w:pPr>
+      <w:r>
+        <w:rPr>
+          <w:rFonts w:ascii="新細明體" w:eastAsia="新細明體" w:hAnsi="新細明體" w:cs="新細明體"/>
+          <w:kern w:val="0"/>
+          <w14:ligatures w14:val="none"/>
+        </w:rPr>
+        <w:t>由哥哥擔任最初的訓練搭檔，參加當地比賽並獲得佳績。</w:t>
+      </w:r>
+    </w:p>
+    <w:p>
+      <w:pPr>
+        <w:widowControl/>
+        <w:spacing w:before="100" w:beforeAutospacing="1" w:after="100" w:afterAutospacing="1" w:line="240" w:lineRule="auto"/>
+        <w:outlineLvl w:val="3"/>
+        <w:rPr>
+          <w:rFonts w:ascii="新細明體" w:eastAsia="新細明體" w:hAnsi="新細明體" w:cs="新細明體"/>
           <w:b/>
           <w:bCs/>
-        </w:rPr>
-        <w:t>——</w:t>
-      </w:r>
-      <w:r>
-        <w:rPr>
+          <w:kern w:val="0"/>
+          <w14:ligatures w14:val="none"/>
+        </w:rPr>
+      </w:pPr>
+      <w:r>
+        <w:rPr>
+          <w:rFonts w:ascii="新細明體" w:eastAsia="新細明體" w:hAnsi="新細明體" w:cs="新細明體"/>
           <w:b/>
           <w:bCs/>
-        </w:rPr>
-        <w:t>從地方賽場到維納斯群島</w:t>
-      </w:r>
-    </w:p>
-    <w:p>
-      <w:r>
-        <w:t>隨著年齡的增長，海咲開始參加更高級別的比賽，並受到許多專業教練的指導。她的動作靈敏，戰術運用靈活，逐漸成為地方聯賽中的明星球員。然而，某場關鍵的全國選拔賽中，她卻因為失誤而錯失了進入決賽的機會。</w:t>
-      </w:r>
-    </w:p>
-    <w:p>
-      <w:r>
-        <w:lastRenderedPageBreak/>
-        <w:t>「我真的適合繼續走這條路嗎？」</w:t>
-      </w:r>
-    </w:p>
-    <w:p>
-      <w:r>
-        <w:t>那場比賽的失敗讓她陷入了自我懷疑的低潮，甚至萌生了放棄的念頭。然而，她的家人與朋友們都沒有放棄她，尤其是哥哥，他告訴她：「勝負只是一時的，重要的是妳是否還願意向前邁進。」</w:t>
-      </w:r>
-    </w:p>
-    <w:p>
-      <w:r>
-        <w:t>在這樣的鼓勵下，海咲決定振作起來，開始更加刻苦地訓練，強化自己的弱點。在一次偶然的機會中，她收到了「維納斯璀璨假期」的邀請，前往這座美麗的島嶼參加世界級的沙灘排球挑戰賽。</w:t>
-      </w:r>
-    </w:p>
-    <w:p>
-      <w:r>
-        <w:t>這座島嶼，彷彿為她量身打造一般。</w:t>
-      </w:r>
-    </w:p>
-    <w:p>
-      <w:pPr>
-        <w:rPr>
+          <w:kern w:val="0"/>
+          <w14:ligatures w14:val="none"/>
+        </w:rPr>
+        <w:t>競技發展</w:t>
+      </w:r>
+    </w:p>
+    <w:p>
+      <w:pPr>
+        <w:widowControl/>
+        <w:numPr>
+          <w:ilvl w:val="0"/>
+          <w:numId w:val="4"/>
+        </w:numPr>
+        <w:spacing w:before="100" w:beforeAutospacing="1" w:after="100" w:afterAutospacing="1" w:line="240" w:lineRule="auto"/>
+        <w:rPr>
+          <w:rFonts w:ascii="新細明體" w:eastAsia="新細明體" w:hAnsi="新細明體" w:cs="新細明體"/>
+          <w:kern w:val="0"/>
+          <w14:ligatures w14:val="none"/>
+        </w:rPr>
+      </w:pPr>
+      <w:r>
+        <w:rPr>
+          <w:rFonts w:ascii="新細明體" w:eastAsia="新細明體" w:hAnsi="新細明體" w:cs="新細明體"/>
+          <w:kern w:val="0"/>
+          <w14:ligatures w14:val="none"/>
+        </w:rPr>
+        <w:t>逐步參加更高級別的比賽，接受專業教練指導。</w:t>
+      </w:r>
+    </w:p>
+    <w:p>
+      <w:pPr>
+        <w:widowControl/>
+        <w:numPr>
+          <w:ilvl w:val="0"/>
+          <w:numId w:val="4"/>
+        </w:numPr>
+        <w:spacing w:before="100" w:beforeAutospacing="1" w:after="100" w:afterAutospacing="1" w:line="240" w:lineRule="auto"/>
+        <w:rPr>
+          <w:rFonts w:ascii="新細明體" w:eastAsia="新細明體" w:hAnsi="新細明體" w:cs="新細明體"/>
+          <w:kern w:val="0"/>
+          <w14:ligatures w14:val="none"/>
+        </w:rPr>
+      </w:pPr>
+      <w:r>
+        <w:rPr>
+          <w:rFonts w:ascii="新細明體" w:eastAsia="新細明體" w:hAnsi="新細明體" w:cs="新細明體"/>
+          <w:kern w:val="0"/>
+          <w14:ligatures w14:val="none"/>
+        </w:rPr>
+        <w:t>以靈活的戰術與優異的運動能力，成為地方聯賽明星球員。</w:t>
+      </w:r>
+    </w:p>
+    <w:p>
+      <w:pPr>
+        <w:widowControl/>
+        <w:numPr>
+          <w:ilvl w:val="0"/>
+          <w:numId w:val="4"/>
+        </w:numPr>
+        <w:spacing w:before="100" w:beforeAutospacing="1" w:after="100" w:afterAutospacing="1" w:line="240" w:lineRule="auto"/>
+        <w:rPr>
+          <w:rFonts w:ascii="新細明體" w:eastAsia="新細明體" w:hAnsi="新細明體" w:cs="新細明體"/>
+          <w:kern w:val="0"/>
+          <w14:ligatures w14:val="none"/>
+        </w:rPr>
+      </w:pPr>
+      <w:r>
+        <w:rPr>
+          <w:rFonts w:ascii="新細明體" w:eastAsia="新細明體" w:hAnsi="新細明體" w:cs="新細明體"/>
+          <w:kern w:val="0"/>
+          <w14:ligatures w14:val="none"/>
+        </w:rPr>
+        <w:t>曾因關鍵比賽失誤錯失決賽機會，一度陷入低潮。</w:t>
+      </w:r>
+    </w:p>
+    <w:p>
+      <w:pPr>
+        <w:widowControl/>
+        <w:numPr>
+          <w:ilvl w:val="0"/>
+          <w:numId w:val="4"/>
+        </w:numPr>
+        <w:spacing w:before="100" w:beforeAutospacing="1" w:after="100" w:afterAutospacing="1" w:line="240" w:lineRule="auto"/>
+        <w:rPr>
+          <w:rFonts w:ascii="新細明體" w:eastAsia="新細明體" w:hAnsi="新細明體" w:cs="新細明體"/>
+          <w:kern w:val="0"/>
+          <w14:ligatures w14:val="none"/>
+        </w:rPr>
+      </w:pPr>
+      <w:r>
+        <w:rPr>
+          <w:rFonts w:ascii="新細明體" w:eastAsia="新細明體" w:hAnsi="新細明體" w:cs="新細明體"/>
+          <w:kern w:val="0"/>
+          <w14:ligatures w14:val="none"/>
+        </w:rPr>
+        <w:t>在家人與朋友的支持下，重新投入訓練，強化弱點。</w:t>
+      </w:r>
+    </w:p>
+    <w:p>
+      <w:pPr>
+        <w:widowControl/>
+        <w:spacing w:before="100" w:beforeAutospacing="1" w:after="100" w:afterAutospacing="1" w:line="240" w:lineRule="auto"/>
+        <w:outlineLvl w:val="3"/>
+        <w:rPr>
+          <w:rFonts w:ascii="新細明體" w:eastAsia="新細明體" w:hAnsi="新細明體" w:cs="新細明體"/>
           <w:b/>
           <w:bCs/>
-        </w:rPr>
-      </w:pPr>
-      <w:r>
-        <w:rPr>
+          <w:kern w:val="0"/>
+          <w14:ligatures w14:val="none"/>
+        </w:rPr>
+      </w:pPr>
+      <w:r>
+        <w:rPr>
+          <w:rFonts w:ascii="新細明體" w:eastAsia="新細明體" w:hAnsi="新細明體" w:cs="新細明體"/>
           <w:b/>
           <w:bCs/>
-        </w:rPr>
-        <w:t>「維納斯璀璨假期」的挑戰與新目標</w:t>
-      </w:r>
-    </w:p>
-    <w:p>
-      <w:r>
-        <w:t>來到維納斯群島後，海咲被這片如夢似幻的沙灘與清澈的海水深深吸引。她遇見了許多強大的對手與夥伴，也展開了全新的挑戰。</w:t>
-      </w:r>
-    </w:p>
-    <w:p>
-      <w:r>
-        <w:t>每天的訓練充滿汗水與歡笑，她的技術不斷提升，體能與戰術意識也更上一層樓。更重要的是，她逐漸找回了最初那份對沙灘排球的純粹熱愛。</w:t>
-      </w:r>
-    </w:p>
-    <w:p>
-      <w:r>
-        <w:t>如今的海咲不再只是追逐勝利，她學會了享受比賽的過程，學會了如何在失敗中汲取經驗。她的夢想不只是成為冠軍，更希望能夠讓更多人愛上這項運動。</w:t>
-      </w:r>
-    </w:p>
-    <w:p>
-      <w:r>
-        <w:t>「只要心中有熱情，就能創造無限的可能。」她微笑著說。</w:t>
-      </w:r>
-    </w:p>
-    <w:p>
-      <w:r>
-        <w:t>站在沙灘上，她感受著腳底下細膩的沙粒，望向那片無邊無際的碧海，心中充滿了無限的期待。</w:t>
-      </w:r>
-    </w:p>
-    <w:p>
-      <w:r>
-        <w:t>這是她的舞台，也是她的家。</w:t>
-      </w:r>
-    </w:p>
-    <w:p>
-      <w:r>
-        <w:rPr>
+          <w:kern w:val="0"/>
+          <w14:ligatures w14:val="none"/>
+        </w:rPr>
+        <w:t>參與維納斯璀璨假期</w:t>
+      </w:r>
+    </w:p>
+    <w:p>
+      <w:pPr>
+        <w:widowControl/>
+        <w:numPr>
+          <w:ilvl w:val="0"/>
+          <w:numId w:val="5"/>
+        </w:numPr>
+        <w:spacing w:before="100" w:beforeAutospacing="1" w:after="100" w:afterAutospacing="1" w:line="240" w:lineRule="auto"/>
+        <w:rPr>
+          <w:rFonts w:ascii="新細明體" w:eastAsia="新細明體" w:hAnsi="新細明體" w:cs="新細明體"/>
+          <w:kern w:val="0"/>
+          <w14:ligatures w14:val="none"/>
+        </w:rPr>
+      </w:pPr>
+      <w:r>
+        <w:rPr>
+          <w:rFonts w:ascii="新細明體" w:eastAsia="新細明體" w:hAnsi="新細明體" w:cs="新細明體"/>
+          <w:kern w:val="0"/>
+          <w14:ligatures w14:val="none"/>
+        </w:rPr>
+        <w:t>受邀參加「維納斯璀璨假期」，前往維納斯群島挑戰世界級賽事。</w:t>
+      </w:r>
+    </w:p>
+    <w:p>
+      <w:pPr>
+        <w:widowControl/>
+        <w:numPr>
+          <w:ilvl w:val="0"/>
+          <w:numId w:val="5"/>
+        </w:numPr>
+        <w:spacing w:before="100" w:beforeAutospacing="1" w:after="100" w:afterAutospacing="1" w:line="240" w:lineRule="auto"/>
+        <w:rPr>
+          <w:rFonts w:ascii="新細明體" w:eastAsia="新細明體" w:hAnsi="新細明體" w:cs="新細明體"/>
+          <w:kern w:val="0"/>
+          <w14:ligatures w14:val="none"/>
+        </w:rPr>
+      </w:pPr>
+      <w:r>
+        <w:rPr>
+          <w:rFonts w:ascii="新細明體" w:eastAsia="新細明體" w:hAnsi="新細明體" w:cs="新細明體"/>
+          <w:kern w:val="0"/>
+          <w14:ligatures w14:val="none"/>
+        </w:rPr>
+        <w:t>在島上遇見強勁對手，提升技術與戰術能力。</w:t>
+      </w:r>
+    </w:p>
+    <w:p>
+      <w:pPr>
+        <w:widowControl/>
+        <w:numPr>
+          <w:ilvl w:val="0"/>
+          <w:numId w:val="5"/>
+        </w:numPr>
+        <w:spacing w:before="100" w:beforeAutospacing="1" w:after="100" w:afterAutospacing="1" w:line="240" w:lineRule="auto"/>
+        <w:rPr>
+          <w:rFonts w:ascii="新細明體" w:eastAsia="新細明體" w:hAnsi="新細明體" w:cs="新細明體"/>
+          <w:kern w:val="0"/>
+          <w14:ligatures w14:val="none"/>
+        </w:rPr>
+      </w:pPr>
+      <w:r>
+        <w:rPr>
+          <w:rFonts w:ascii="新細明體" w:eastAsia="新細明體" w:hAnsi="新細明體" w:cs="新細明體"/>
+          <w:kern w:val="0"/>
+          <w14:ligatures w14:val="none"/>
+        </w:rPr>
+        <w:t>學會在比賽中享受過程，而不僅僅追求勝利。</w:t>
+      </w:r>
+    </w:p>
+    <w:p>
+      <w:pPr>
+        <w:widowControl/>
+        <w:spacing w:before="100" w:beforeAutospacing="1" w:after="100" w:afterAutospacing="1" w:line="240" w:lineRule="auto"/>
+        <w:outlineLvl w:val="3"/>
+        <w:rPr>
+          <w:rFonts w:ascii="新細明體" w:eastAsia="新細明體" w:hAnsi="新細明體" w:cs="新細明體"/>
           <w:b/>
           <w:bCs/>
-        </w:rPr>
-        <w:t>——</w:t>
-      </w:r>
-      <w:r>
-        <w:rPr>
+          <w:kern w:val="0"/>
+          <w14:ligatures w14:val="none"/>
+        </w:rPr>
+      </w:pPr>
+      <w:r>
+        <w:rPr>
+          <w:rFonts w:ascii="新細明體" w:eastAsia="新細明體" w:hAnsi="新細明體" w:cs="新細明體"/>
           <w:b/>
           <w:bCs/>
-        </w:rPr>
-        <w:t>海咲的故事，仍在繼續。</w:t>
-      </w:r>
-    </w:p>
-    <w:p/>
+          <w:kern w:val="0"/>
+          <w14:ligatures w14:val="none"/>
+        </w:rPr>
+        <w:t>技術與比賽風格</w:t>
+      </w:r>
+    </w:p>
+    <w:p>
+      <w:pPr>
+        <w:widowControl/>
+        <w:numPr>
+          <w:ilvl w:val="0"/>
+          <w:numId w:val="6"/>
+        </w:numPr>
+        <w:spacing w:before="100" w:beforeAutospacing="1" w:after="100" w:afterAutospacing="1" w:line="240" w:lineRule="auto"/>
+        <w:rPr>
+          <w:rFonts w:ascii="新細明體" w:eastAsia="新細明體" w:hAnsi="新細明體" w:cs="新細明體"/>
+          <w:kern w:val="0"/>
+          <w14:ligatures w14:val="none"/>
+        </w:rPr>
+      </w:pPr>
+      <w:r>
+        <w:rPr>
+          <w:rFonts w:ascii="新細明體" w:eastAsia="新細明體" w:hAnsi="新細明體" w:cs="新細明體"/>
+          <w:b/>
+          <w:bCs/>
+          <w:kern w:val="0"/>
+          <w14:ligatures w14:val="none"/>
+        </w:rPr>
+        <w:t>戰術風格</w:t>
+      </w:r>
+      <w:r>
+        <w:rPr>
+          <w:rFonts w:ascii="新細明體" w:eastAsia="新細明體" w:hAnsi="新細明體" w:cs="新細明體"/>
+          <w:kern w:val="0"/>
+          <w14:ligatures w14:val="none"/>
+        </w:rPr>
+        <w:t>：靈活機動，擅長快速反應與戰術變化。</w:t>
+      </w:r>
+    </w:p>
+    <w:p>
+      <w:pPr>
+        <w:widowControl/>
+        <w:numPr>
+          <w:ilvl w:val="0"/>
+          <w:numId w:val="6"/>
+        </w:numPr>
+        <w:spacing w:before="100" w:beforeAutospacing="1" w:after="100" w:afterAutospacing="1" w:line="240" w:lineRule="auto"/>
+        <w:rPr>
+          <w:rFonts w:ascii="新細明體" w:eastAsia="新細明體" w:hAnsi="新細明體" w:cs="新細明體"/>
+          <w:kern w:val="0"/>
+          <w14:ligatures w14:val="none"/>
+        </w:rPr>
+      </w:pPr>
+      <w:r>
+        <w:rPr>
+          <w:rFonts w:ascii="新細明體" w:eastAsia="新細明體" w:hAnsi="新細明體" w:cs="新細明體"/>
+          <w:b/>
+          <w:bCs/>
+          <w:kern w:val="0"/>
+          <w14:ligatures w14:val="none"/>
+        </w:rPr>
+        <w:t>技術特色</w:t>
+      </w:r>
+      <w:r>
+        <w:rPr>
+          <w:rFonts w:ascii="新細明體" w:eastAsia="新細明體" w:hAnsi="新細明體" w:cs="新細明體"/>
+          <w:kern w:val="0"/>
+          <w14:ligatures w14:val="none"/>
+        </w:rPr>
+        <w:t>：</w:t>
+      </w:r>
+    </w:p>
+    <w:p>
+      <w:pPr>
+        <w:widowControl/>
+        <w:numPr>
+          <w:ilvl w:val="1"/>
+          <w:numId w:val="6"/>
+        </w:numPr>
+        <w:spacing w:before="100" w:beforeAutospacing="1" w:after="100" w:afterAutospacing="1" w:line="240" w:lineRule="auto"/>
+        <w:rPr>
+          <w:rFonts w:ascii="新細明體" w:eastAsia="新細明體" w:hAnsi="新細明體" w:cs="新細明體"/>
+          <w:kern w:val="0"/>
+          <w14:ligatures w14:val="none"/>
+        </w:rPr>
+      </w:pPr>
+      <w:r>
+        <w:rPr>
+          <w:rFonts w:ascii="新細明體" w:eastAsia="新細明體" w:hAnsi="新細明體" w:cs="新細明體"/>
+          <w:b/>
+          <w:bCs/>
+          <w:kern w:val="0"/>
+          <w14:ligatures w14:val="none"/>
+        </w:rPr>
+        <w:t>發球</w:t>
+      </w:r>
+      <w:r>
+        <w:rPr>
+          <w:rFonts w:ascii="新細明體" w:eastAsia="新細明體" w:hAnsi="新細明體" w:cs="新細明體"/>
+          <w:kern w:val="0"/>
+          <w14:ligatures w14:val="none"/>
+        </w:rPr>
+        <w:t>：動作流暢且具變化性。</w:t>
+      </w:r>
+    </w:p>
+    <w:p>
+      <w:pPr>
+        <w:widowControl/>
+        <w:numPr>
+          <w:ilvl w:val="1"/>
+          <w:numId w:val="6"/>
+        </w:numPr>
+        <w:spacing w:before="100" w:beforeAutospacing="1" w:after="100" w:afterAutospacing="1" w:line="240" w:lineRule="auto"/>
+        <w:rPr>
+          <w:rFonts w:ascii="新細明體" w:eastAsia="新細明體" w:hAnsi="新細明體" w:cs="新細明體"/>
+          <w:kern w:val="0"/>
+          <w14:ligatures w14:val="none"/>
+        </w:rPr>
+      </w:pPr>
+      <w:r>
+        <w:rPr>
+          <w:rFonts w:ascii="新細明體" w:eastAsia="新細明體" w:hAnsi="新細明體" w:cs="新細明體"/>
+          <w:b/>
+          <w:bCs/>
+          <w:kern w:val="0"/>
+          <w14:ligatures w14:val="none"/>
+        </w:rPr>
+        <w:t>扣殺</w:t>
+      </w:r>
+      <w:r>
+        <w:rPr>
+          <w:rFonts w:ascii="新細明體" w:eastAsia="新細明體" w:hAnsi="新細明體" w:cs="新細明體"/>
+          <w:kern w:val="0"/>
+          <w14:ligatures w14:val="none"/>
+        </w:rPr>
+        <w:t>：具攻擊力且善於選擇角度。</w:t>
+      </w:r>
+    </w:p>
+    <w:p>
+      <w:pPr>
+        <w:widowControl/>
+        <w:numPr>
+          <w:ilvl w:val="1"/>
+          <w:numId w:val="6"/>
+        </w:numPr>
+        <w:spacing w:before="100" w:beforeAutospacing="1" w:after="100" w:afterAutospacing="1" w:line="240" w:lineRule="auto"/>
+        <w:rPr>
+          <w:rFonts w:ascii="新細明體" w:eastAsia="新細明體" w:hAnsi="新細明體" w:cs="新細明體"/>
+          <w:kern w:val="0"/>
+          <w14:ligatures w14:val="none"/>
+        </w:rPr>
+      </w:pPr>
+      <w:r>
+        <w:rPr>
+          <w:rFonts w:ascii="新細明體" w:eastAsia="新細明體" w:hAnsi="新細明體" w:cs="新細明體"/>
+          <w:b/>
+          <w:bCs/>
+          <w:kern w:val="0"/>
+          <w14:ligatures w14:val="none"/>
+        </w:rPr>
+        <w:t>防守</w:t>
+      </w:r>
+      <w:r>
+        <w:rPr>
+          <w:rFonts w:ascii="新細明體" w:eastAsia="新細明體" w:hAnsi="新細明體" w:cs="新細明體"/>
+          <w:kern w:val="0"/>
+          <w14:ligatures w14:val="none"/>
+        </w:rPr>
+        <w:t>：善於預判對手動作，提高攔截成功率。</w:t>
+      </w:r>
+    </w:p>
+    <w:p>
+      <w:pPr>
+        <w:widowControl/>
+        <w:spacing w:before="100" w:beforeAutospacing="1" w:after="100" w:afterAutospacing="1" w:line="240" w:lineRule="auto"/>
+        <w:outlineLvl w:val="3"/>
+        <w:rPr>
+          <w:rFonts w:ascii="新細明體" w:eastAsia="新細明體" w:hAnsi="新細明體" w:cs="新細明體"/>
+          <w:b/>
+          <w:bCs/>
+          <w:kern w:val="0"/>
+          <w14:ligatures w14:val="none"/>
+        </w:rPr>
+      </w:pPr>
+      <w:r>
+        <w:rPr>
+          <w:rFonts w:ascii="新細明體" w:eastAsia="新細明體" w:hAnsi="新細明體" w:cs="新細明體"/>
+          <w:b/>
+          <w:bCs/>
+          <w:kern w:val="0"/>
+          <w14:ligatures w14:val="none"/>
+        </w:rPr>
+        <w:lastRenderedPageBreak/>
+        <w:t>影響與個人成長</w:t>
+      </w:r>
+    </w:p>
+    <w:p>
+      <w:pPr>
+        <w:widowControl/>
+        <w:numPr>
+          <w:ilvl w:val="0"/>
+          <w:numId w:val="7"/>
+        </w:numPr>
+        <w:spacing w:before="100" w:beforeAutospacing="1" w:after="100" w:afterAutospacing="1" w:line="240" w:lineRule="auto"/>
+        <w:rPr>
+          <w:rFonts w:ascii="新細明體" w:eastAsia="新細明體" w:hAnsi="新細明體" w:cs="新細明體"/>
+          <w:kern w:val="0"/>
+          <w14:ligatures w14:val="none"/>
+        </w:rPr>
+      </w:pPr>
+      <w:r>
+        <w:rPr>
+          <w:rFonts w:ascii="新細明體" w:eastAsia="新細明體" w:hAnsi="新細明體" w:cs="新細明體"/>
+          <w:kern w:val="0"/>
+          <w14:ligatures w14:val="none"/>
+        </w:rPr>
+        <w:t>透過沙灘排球找回運動的熱情，不再受勝負影響。</w:t>
+      </w:r>
+    </w:p>
+    <w:p>
+      <w:pPr>
+        <w:widowControl/>
+        <w:numPr>
+          <w:ilvl w:val="0"/>
+          <w:numId w:val="7"/>
+        </w:numPr>
+        <w:spacing w:before="100" w:beforeAutospacing="1" w:after="100" w:afterAutospacing="1" w:line="240" w:lineRule="auto"/>
+        <w:rPr>
+          <w:rFonts w:ascii="新細明體" w:eastAsia="新細明體" w:hAnsi="新細明體" w:cs="新細明體"/>
+          <w:kern w:val="0"/>
+          <w14:ligatures w14:val="none"/>
+        </w:rPr>
+      </w:pPr>
+      <w:r>
+        <w:rPr>
+          <w:rFonts w:ascii="新細明體" w:eastAsia="新細明體" w:hAnsi="新細明體" w:cs="新細明體"/>
+          <w:kern w:val="0"/>
+          <w14:ligatures w14:val="none"/>
+        </w:rPr>
+        <w:t>強化自身心理素質，在比賽中保持穩定表現。</w:t>
+      </w:r>
+    </w:p>
+    <w:p>
+      <w:pPr>
+        <w:widowControl/>
+        <w:numPr>
+          <w:ilvl w:val="0"/>
+          <w:numId w:val="7"/>
+        </w:numPr>
+        <w:spacing w:before="100" w:beforeAutospacing="1" w:after="100" w:afterAutospacing="1" w:line="240" w:lineRule="auto"/>
+        <w:rPr>
+          <w:rFonts w:ascii="新細明體" w:eastAsia="新細明體" w:hAnsi="新細明體" w:cs="新細明體"/>
+          <w:kern w:val="0"/>
+          <w14:ligatures w14:val="none"/>
+        </w:rPr>
+      </w:pPr>
+      <w:r>
+        <w:rPr>
+          <w:rFonts w:ascii="新細明體" w:eastAsia="新細明體" w:hAnsi="新細明體" w:cs="新細明體"/>
+          <w:kern w:val="0"/>
+          <w14:ligatures w14:val="none"/>
+        </w:rPr>
+        <w:t>希望能讓更多人愛上這項運動，提升沙灘排球的影響力。</w:t>
+      </w:r>
+    </w:p>
+    <w:p>
+      <w:pPr>
+        <w:widowControl/>
+        <w:spacing w:before="100" w:beforeAutospacing="1" w:after="100" w:afterAutospacing="1" w:line="240" w:lineRule="auto"/>
+        <w:outlineLvl w:val="3"/>
+        <w:rPr>
+          <w:rFonts w:ascii="新細明體" w:eastAsia="新細明體" w:hAnsi="新細明體" w:cs="新細明體"/>
+          <w:b/>
+          <w:bCs/>
+          <w:kern w:val="0"/>
+          <w14:ligatures w14:val="none"/>
+        </w:rPr>
+      </w:pPr>
+      <w:r>
+        <w:rPr>
+          <w:rFonts w:ascii="新細明體" w:eastAsia="新細明體" w:hAnsi="新細明體" w:cs="新細明體"/>
+          <w:b/>
+          <w:bCs/>
+          <w:kern w:val="0"/>
+          <w14:ligatures w14:val="none"/>
+        </w:rPr>
+        <w:t>目標與未來展望</w:t>
+      </w:r>
+    </w:p>
+    <w:p>
+      <w:pPr>
+        <w:widowControl/>
+        <w:numPr>
+          <w:ilvl w:val="0"/>
+          <w:numId w:val="8"/>
+        </w:numPr>
+        <w:spacing w:before="100" w:beforeAutospacing="1" w:after="100" w:afterAutospacing="1" w:line="240" w:lineRule="auto"/>
+        <w:rPr>
+          <w:rFonts w:ascii="新細明體" w:eastAsia="新細明體" w:hAnsi="新細明體" w:cs="新細明體"/>
+          <w:kern w:val="0"/>
+          <w14:ligatures w14:val="none"/>
+        </w:rPr>
+      </w:pPr>
+      <w:r>
+        <w:rPr>
+          <w:rFonts w:ascii="新細明體" w:eastAsia="新細明體" w:hAnsi="新細明體" w:cs="新細明體"/>
+          <w:kern w:val="0"/>
+          <w14:ligatures w14:val="none"/>
+        </w:rPr>
+        <w:t>進一步提升競技實力，挑戰更高層級的賽事。</w:t>
+      </w:r>
+    </w:p>
+    <w:p>
+      <w:pPr>
+        <w:widowControl/>
+        <w:numPr>
+          <w:ilvl w:val="0"/>
+          <w:numId w:val="8"/>
+        </w:numPr>
+        <w:spacing w:before="100" w:beforeAutospacing="1" w:after="100" w:afterAutospacing="1" w:line="240" w:lineRule="auto"/>
+        <w:rPr>
+          <w:rFonts w:ascii="新細明體" w:eastAsia="新細明體" w:hAnsi="新細明體" w:cs="新細明體"/>
+          <w:kern w:val="0"/>
+          <w14:ligatures w14:val="none"/>
+        </w:rPr>
+      </w:pPr>
+      <w:r>
+        <w:rPr>
+          <w:rFonts w:ascii="新細明體" w:eastAsia="新細明體" w:hAnsi="新細明體" w:cs="新細明體"/>
+          <w:kern w:val="0"/>
+          <w14:ligatures w14:val="none"/>
+        </w:rPr>
+        <w:t>透過自身經驗，幫助其他選手提升技術與心態。</w:t>
+      </w:r>
+    </w:p>
+    <w:p>
+      <w:pPr>
+        <w:widowControl/>
+        <w:numPr>
+          <w:ilvl w:val="0"/>
+          <w:numId w:val="8"/>
+        </w:numPr>
+        <w:spacing w:before="100" w:beforeAutospacing="1" w:after="100" w:afterAutospacing="1" w:line="240" w:lineRule="auto"/>
+        <w:rPr>
+          <w:rFonts w:ascii="新細明體" w:eastAsia="新細明體" w:hAnsi="新細明體" w:cs="新細明體"/>
+          <w:kern w:val="0"/>
+          <w14:ligatures w14:val="none"/>
+        </w:rPr>
+      </w:pPr>
+      <w:r>
+        <w:rPr>
+          <w:rFonts w:ascii="新細明體" w:eastAsia="新細明體" w:hAnsi="新細明體" w:cs="新細明體"/>
+          <w:kern w:val="0"/>
+          <w14:ligatures w14:val="none"/>
+        </w:rPr>
+        <w:t>繼續以沙灘排球為舞台，享受比賽帶來的樂趣。</w:t>
+      </w:r>
+    </w:p>
+    <w:p>
+      <w:pPr>
+        <w:rPr>
+          <w:rFonts w:hint="eastAsia"/>
+        </w:rPr>
+      </w:pPr>
+    </w:p>
     <w:sectPr>
       <w:pgSz w:w="11906" w:h="16838"/>
       <w:pgMar w:top="1440" w:right="1800" w:bottom="1440" w:left="1800" w:header="851" w:footer="992" w:gutter="0"/>
@@ -235,6 +972,1227 @@
     </w:sectPr>
   </w:body>
 </w:document>
+</file>
+
+<file path=word/numbering.xml><?xml version="1.0" encoding="utf-8"?>
+<w:numbering xmlns:wpc="http://schemas.microsoft.com/office/word/2010/wordprocessingCanvas" xmlns:cx="http://schemas.microsoft.com/office/drawing/2014/chartex" xmlns:cx1="http://schemas.microsoft.com/office/drawing/2015/9/8/chartex" xmlns:cx2="http://schemas.microsoft.com/office/drawing/2015/10/21/chartex" xmlns:cx3="http://schemas.microsoft.com/office/drawing/2016/5/9/chartex" xmlns:cx4="http://schemas.microsoft.com/office/drawing/2016/5/10/chartex" xmlns:cx5="http://schemas.microsoft.com/office/drawing/2016/5/11/chartex" xmlns:cx6="http://schemas.microsoft.com/office/drawing/2016/5/12/chartex" xmlns:cx7="http://schemas.microsoft.com/office/drawing/2016/5/13/chartex" xmlns:cx8="http://schemas.microsoft.com/office/drawing/2016/5/14/chartex" xmlns:mc="http://schemas.openxmlformats.org/markup-compatibility/2006" xmlns:aink="http://schemas.microsoft.com/office/drawing/2016/ink" xmlns:am3d="http://schemas.microsoft.com/office/drawing/2017/model3d" xmlns:o="urn:schemas-microsoft-com:office:office" xmlns:oel="http://schemas.microsoft.com/office/2019/extlst" xmlns:r="http://schemas.openxmlformats.org/officeDocument/2006/relationships" xmlns:m="http://schemas.openxmlformats.org/officeDocument/2006/math" xmlns:v="urn:schemas-microsoft-com:vml" xmlns:wp14="http://schemas.microsoft.com/office/word/2010/wordprocessingDrawing" xmlns:wp="http://schemas.openxmlformats.org/drawingml/2006/wordprocessingDrawing" xmlns:w10="urn:schemas-microsoft-com:office:word" xmlns:w="http://schemas.openxmlformats.org/wordprocessingml/2006/main" xmlns:w14="http://schemas.microsoft.com/office/word/2010/wordml" xmlns:w15="http://schemas.microsoft.com/office/word/2012/wordml" xmlns:w16cex="http://schemas.microsoft.com/office/word/2018/wordml/cex" xmlns:w16cid="http://schemas.microsoft.com/office/word/2016/wordml/cid" xmlns:w16="http://schemas.microsoft.com/office/word/2018/wordml" xmlns:w16du="http://schemas.microsoft.com/office/word/2023/wordml/word16du" xmlns:w16sdtdh="http://schemas.microsoft.com/office/word/2020/wordml/sdtdatahash" xmlns:w16sdtfl="http://schemas.microsoft.com/office/word/2024/wordml/sdtformatlock" xmlns:w16se="http://schemas.microsoft.com/office/word/2015/wordml/symex" xmlns:wpg="http://schemas.microsoft.com/office/word/2010/wordprocessingGroup" xmlns:wpi="http://schemas.microsoft.com/office/word/2010/wordprocessingInk" xmlns:wne="http://schemas.microsoft.com/office/word/2006/wordml" xmlns:wps="http://schemas.microsoft.com/office/word/2010/wordprocessingShape" mc:Ignorable="w14 w15 w16se w16cid w16 w16cex w16sdtdh w16sdtfl w16du wp14">
+  <w:abstractNum w:abstractNumId="0" w15:restartNumberingAfterBreak="0">
+    <w:nsid w:val="038C4BC8"/>
+    <w:multiLevelType w:val="multilevel"/>
+    <w:tmpl w:val="1E24AFAA"/>
+    <w:lvl w:ilvl="0">
+      <w:start w:val="1"/>
+      <w:numFmt w:val="bullet"/>
+      <w:lvlText w:val=""/>
+      <w:lvlJc w:val="left"/>
+      <w:pPr>
+        <w:tabs>
+          <w:tab w:val="num" w:pos="720"/>
+        </w:tabs>
+        <w:ind w:left="720" w:hanging="360"/>
+      </w:pPr>
+      <w:rPr>
+        <w:rFonts w:ascii="Symbol" w:hAnsi="Symbol" w:hint="default"/>
+        <w:sz w:val="20"/>
+      </w:rPr>
+    </w:lvl>
+    <w:lvl w:ilvl="1" w:tentative="1">
+      <w:start w:val="1"/>
+      <w:numFmt w:val="bullet"/>
+      <w:lvlText w:val="o"/>
+      <w:lvlJc w:val="left"/>
+      <w:pPr>
+        <w:tabs>
+          <w:tab w:val="num" w:pos="1440"/>
+        </w:tabs>
+        <w:ind w:left="1440" w:hanging="360"/>
+      </w:pPr>
+      <w:rPr>
+        <w:rFonts w:ascii="Courier New" w:hAnsi="Courier New" w:hint="default"/>
+        <w:sz w:val="20"/>
+      </w:rPr>
+    </w:lvl>
+    <w:lvl w:ilvl="2" w:tentative="1">
+      <w:start w:val="1"/>
+      <w:numFmt w:val="bullet"/>
+      <w:lvlText w:val=""/>
+      <w:lvlJc w:val="left"/>
+      <w:pPr>
+        <w:tabs>
+          <w:tab w:val="num" w:pos="2160"/>
+        </w:tabs>
+        <w:ind w:left="2160" w:hanging="360"/>
+      </w:pPr>
+      <w:rPr>
+        <w:rFonts w:ascii="Wingdings" w:hAnsi="Wingdings" w:hint="default"/>
+        <w:sz w:val="20"/>
+      </w:rPr>
+    </w:lvl>
+    <w:lvl w:ilvl="3" w:tentative="1">
+      <w:start w:val="1"/>
+      <w:numFmt w:val="bullet"/>
+      <w:lvlText w:val=""/>
+      <w:lvlJc w:val="left"/>
+      <w:pPr>
+        <w:tabs>
+          <w:tab w:val="num" w:pos="2880"/>
+        </w:tabs>
+        <w:ind w:left="2880" w:hanging="360"/>
+      </w:pPr>
+      <w:rPr>
+        <w:rFonts w:ascii="Wingdings" w:hAnsi="Wingdings" w:hint="default"/>
+        <w:sz w:val="20"/>
+      </w:rPr>
+    </w:lvl>
+    <w:lvl w:ilvl="4" w:tentative="1">
+      <w:start w:val="1"/>
+      <w:numFmt w:val="bullet"/>
+      <w:lvlText w:val=""/>
+      <w:lvlJc w:val="left"/>
+      <w:pPr>
+        <w:tabs>
+          <w:tab w:val="num" w:pos="3600"/>
+        </w:tabs>
+        <w:ind w:left="3600" w:hanging="360"/>
+      </w:pPr>
+      <w:rPr>
+        <w:rFonts w:ascii="Wingdings" w:hAnsi="Wingdings" w:hint="default"/>
+        <w:sz w:val="20"/>
+      </w:rPr>
+    </w:lvl>
+    <w:lvl w:ilvl="5" w:tentative="1">
+      <w:start w:val="1"/>
+      <w:numFmt w:val="bullet"/>
+      <w:lvlText w:val=""/>
+      <w:lvlJc w:val="left"/>
+      <w:pPr>
+        <w:tabs>
+          <w:tab w:val="num" w:pos="4320"/>
+        </w:tabs>
+        <w:ind w:left="4320" w:hanging="360"/>
+      </w:pPr>
+      <w:rPr>
+        <w:rFonts w:ascii="Wingdings" w:hAnsi="Wingdings" w:hint="default"/>
+        <w:sz w:val="20"/>
+      </w:rPr>
+    </w:lvl>
+    <w:lvl w:ilvl="6" w:tentative="1">
+      <w:start w:val="1"/>
+      <w:numFmt w:val="bullet"/>
+      <w:lvlText w:val=""/>
+      <w:lvlJc w:val="left"/>
+      <w:pPr>
+        <w:tabs>
+          <w:tab w:val="num" w:pos="5040"/>
+        </w:tabs>
+        <w:ind w:left="5040" w:hanging="360"/>
+      </w:pPr>
+      <w:rPr>
+        <w:rFonts w:ascii="Wingdings" w:hAnsi="Wingdings" w:hint="default"/>
+        <w:sz w:val="20"/>
+      </w:rPr>
+    </w:lvl>
+    <w:lvl w:ilvl="7" w:tentative="1">
+      <w:start w:val="1"/>
+      <w:numFmt w:val="bullet"/>
+      <w:lvlText w:val=""/>
+      <w:lvlJc w:val="left"/>
+      <w:pPr>
+        <w:tabs>
+          <w:tab w:val="num" w:pos="5760"/>
+        </w:tabs>
+        <w:ind w:left="5760" w:hanging="360"/>
+      </w:pPr>
+      <w:rPr>
+        <w:rFonts w:ascii="Wingdings" w:hAnsi="Wingdings" w:hint="default"/>
+        <w:sz w:val="20"/>
+      </w:rPr>
+    </w:lvl>
+    <w:lvl w:ilvl="8" w:tentative="1">
+      <w:start w:val="1"/>
+      <w:numFmt w:val="bullet"/>
+      <w:lvlText w:val=""/>
+      <w:lvlJc w:val="left"/>
+      <w:pPr>
+        <w:tabs>
+          <w:tab w:val="num" w:pos="6480"/>
+        </w:tabs>
+        <w:ind w:left="6480" w:hanging="360"/>
+      </w:pPr>
+      <w:rPr>
+        <w:rFonts w:ascii="Wingdings" w:hAnsi="Wingdings" w:hint="default"/>
+        <w:sz w:val="20"/>
+      </w:rPr>
+    </w:lvl>
+  </w:abstractNum>
+  <w:abstractNum w:abstractNumId="1" w15:restartNumberingAfterBreak="0">
+    <w:nsid w:val="06855D8A"/>
+    <w:multiLevelType w:val="multilevel"/>
+    <w:tmpl w:val="900493C6"/>
+    <w:lvl w:ilvl="0">
+      <w:start w:val="1"/>
+      <w:numFmt w:val="bullet"/>
+      <w:lvlText w:val=""/>
+      <w:lvlJc w:val="left"/>
+      <w:pPr>
+        <w:tabs>
+          <w:tab w:val="num" w:pos="720"/>
+        </w:tabs>
+        <w:ind w:left="720" w:hanging="360"/>
+      </w:pPr>
+      <w:rPr>
+        <w:rFonts w:ascii="Symbol" w:hAnsi="Symbol" w:hint="default"/>
+        <w:sz w:val="20"/>
+      </w:rPr>
+    </w:lvl>
+    <w:lvl w:ilvl="1" w:tentative="1">
+      <w:start w:val="1"/>
+      <w:numFmt w:val="bullet"/>
+      <w:lvlText w:val="o"/>
+      <w:lvlJc w:val="left"/>
+      <w:pPr>
+        <w:tabs>
+          <w:tab w:val="num" w:pos="1440"/>
+        </w:tabs>
+        <w:ind w:left="1440" w:hanging="360"/>
+      </w:pPr>
+      <w:rPr>
+        <w:rFonts w:ascii="Courier New" w:hAnsi="Courier New" w:hint="default"/>
+        <w:sz w:val="20"/>
+      </w:rPr>
+    </w:lvl>
+    <w:lvl w:ilvl="2" w:tentative="1">
+      <w:start w:val="1"/>
+      <w:numFmt w:val="bullet"/>
+      <w:lvlText w:val=""/>
+      <w:lvlJc w:val="left"/>
+      <w:pPr>
+        <w:tabs>
+          <w:tab w:val="num" w:pos="2160"/>
+        </w:tabs>
+        <w:ind w:left="2160" w:hanging="360"/>
+      </w:pPr>
+      <w:rPr>
+        <w:rFonts w:ascii="Wingdings" w:hAnsi="Wingdings" w:hint="default"/>
+        <w:sz w:val="20"/>
+      </w:rPr>
+    </w:lvl>
+    <w:lvl w:ilvl="3" w:tentative="1">
+      <w:start w:val="1"/>
+      <w:numFmt w:val="bullet"/>
+      <w:lvlText w:val=""/>
+      <w:lvlJc w:val="left"/>
+      <w:pPr>
+        <w:tabs>
+          <w:tab w:val="num" w:pos="2880"/>
+        </w:tabs>
+        <w:ind w:left="2880" w:hanging="360"/>
+      </w:pPr>
+      <w:rPr>
+        <w:rFonts w:ascii="Wingdings" w:hAnsi="Wingdings" w:hint="default"/>
+        <w:sz w:val="20"/>
+      </w:rPr>
+    </w:lvl>
+    <w:lvl w:ilvl="4" w:tentative="1">
+      <w:start w:val="1"/>
+      <w:numFmt w:val="bullet"/>
+      <w:lvlText w:val=""/>
+      <w:lvlJc w:val="left"/>
+      <w:pPr>
+        <w:tabs>
+          <w:tab w:val="num" w:pos="3600"/>
+        </w:tabs>
+        <w:ind w:left="3600" w:hanging="360"/>
+      </w:pPr>
+      <w:rPr>
+        <w:rFonts w:ascii="Wingdings" w:hAnsi="Wingdings" w:hint="default"/>
+        <w:sz w:val="20"/>
+      </w:rPr>
+    </w:lvl>
+    <w:lvl w:ilvl="5" w:tentative="1">
+      <w:start w:val="1"/>
+      <w:numFmt w:val="bullet"/>
+      <w:lvlText w:val=""/>
+      <w:lvlJc w:val="left"/>
+      <w:pPr>
+        <w:tabs>
+          <w:tab w:val="num" w:pos="4320"/>
+        </w:tabs>
+        <w:ind w:left="4320" w:hanging="360"/>
+      </w:pPr>
+      <w:rPr>
+        <w:rFonts w:ascii="Wingdings" w:hAnsi="Wingdings" w:hint="default"/>
+        <w:sz w:val="20"/>
+      </w:rPr>
+    </w:lvl>
+    <w:lvl w:ilvl="6" w:tentative="1">
+      <w:start w:val="1"/>
+      <w:numFmt w:val="bullet"/>
+      <w:lvlText w:val=""/>
+      <w:lvlJc w:val="left"/>
+      <w:pPr>
+        <w:tabs>
+          <w:tab w:val="num" w:pos="5040"/>
+        </w:tabs>
+        <w:ind w:left="5040" w:hanging="360"/>
+      </w:pPr>
+      <w:rPr>
+        <w:rFonts w:ascii="Wingdings" w:hAnsi="Wingdings" w:hint="default"/>
+        <w:sz w:val="20"/>
+      </w:rPr>
+    </w:lvl>
+    <w:lvl w:ilvl="7" w:tentative="1">
+      <w:start w:val="1"/>
+      <w:numFmt w:val="bullet"/>
+      <w:lvlText w:val=""/>
+      <w:lvlJc w:val="left"/>
+      <w:pPr>
+        <w:tabs>
+          <w:tab w:val="num" w:pos="5760"/>
+        </w:tabs>
+        <w:ind w:left="5760" w:hanging="360"/>
+      </w:pPr>
+      <w:rPr>
+        <w:rFonts w:ascii="Wingdings" w:hAnsi="Wingdings" w:hint="default"/>
+        <w:sz w:val="20"/>
+      </w:rPr>
+    </w:lvl>
+    <w:lvl w:ilvl="8" w:tentative="1">
+      <w:start w:val="1"/>
+      <w:numFmt w:val="bullet"/>
+      <w:lvlText w:val=""/>
+      <w:lvlJc w:val="left"/>
+      <w:pPr>
+        <w:tabs>
+          <w:tab w:val="num" w:pos="6480"/>
+        </w:tabs>
+        <w:ind w:left="6480" w:hanging="360"/>
+      </w:pPr>
+      <w:rPr>
+        <w:rFonts w:ascii="Wingdings" w:hAnsi="Wingdings" w:hint="default"/>
+        <w:sz w:val="20"/>
+      </w:rPr>
+    </w:lvl>
+  </w:abstractNum>
+  <w:abstractNum w:abstractNumId="2" w15:restartNumberingAfterBreak="0">
+    <w:nsid w:val="1E3F069B"/>
+    <w:multiLevelType w:val="multilevel"/>
+    <w:tmpl w:val="3B3864C8"/>
+    <w:lvl w:ilvl="0">
+      <w:start w:val="1"/>
+      <w:numFmt w:val="bullet"/>
+      <w:lvlText w:val=""/>
+      <w:lvlJc w:val="left"/>
+      <w:pPr>
+        <w:tabs>
+          <w:tab w:val="num" w:pos="720"/>
+        </w:tabs>
+        <w:ind w:left="720" w:hanging="360"/>
+      </w:pPr>
+      <w:rPr>
+        <w:rFonts w:ascii="Symbol" w:hAnsi="Symbol" w:hint="default"/>
+        <w:sz w:val="20"/>
+      </w:rPr>
+    </w:lvl>
+    <w:lvl w:ilvl="1">
+      <w:start w:val="1"/>
+      <w:numFmt w:val="bullet"/>
+      <w:lvlText w:val="o"/>
+      <w:lvlJc w:val="left"/>
+      <w:pPr>
+        <w:tabs>
+          <w:tab w:val="num" w:pos="1440"/>
+        </w:tabs>
+        <w:ind w:left="1440" w:hanging="360"/>
+      </w:pPr>
+      <w:rPr>
+        <w:rFonts w:ascii="Courier New" w:hAnsi="Courier New" w:hint="default"/>
+        <w:sz w:val="20"/>
+      </w:rPr>
+    </w:lvl>
+    <w:lvl w:ilvl="2" w:tentative="1">
+      <w:start w:val="1"/>
+      <w:numFmt w:val="bullet"/>
+      <w:lvlText w:val=""/>
+      <w:lvlJc w:val="left"/>
+      <w:pPr>
+        <w:tabs>
+          <w:tab w:val="num" w:pos="2160"/>
+        </w:tabs>
+        <w:ind w:left="2160" w:hanging="360"/>
+      </w:pPr>
+      <w:rPr>
+        <w:rFonts w:ascii="Wingdings" w:hAnsi="Wingdings" w:hint="default"/>
+        <w:sz w:val="20"/>
+      </w:rPr>
+    </w:lvl>
+    <w:lvl w:ilvl="3" w:tentative="1">
+      <w:start w:val="1"/>
+      <w:numFmt w:val="bullet"/>
+      <w:lvlText w:val=""/>
+      <w:lvlJc w:val="left"/>
+      <w:pPr>
+        <w:tabs>
+          <w:tab w:val="num" w:pos="2880"/>
+        </w:tabs>
+        <w:ind w:left="2880" w:hanging="360"/>
+      </w:pPr>
+      <w:rPr>
+        <w:rFonts w:ascii="Wingdings" w:hAnsi="Wingdings" w:hint="default"/>
+        <w:sz w:val="20"/>
+      </w:rPr>
+    </w:lvl>
+    <w:lvl w:ilvl="4" w:tentative="1">
+      <w:start w:val="1"/>
+      <w:numFmt w:val="bullet"/>
+      <w:lvlText w:val=""/>
+      <w:lvlJc w:val="left"/>
+      <w:pPr>
+        <w:tabs>
+          <w:tab w:val="num" w:pos="3600"/>
+        </w:tabs>
+        <w:ind w:left="3600" w:hanging="360"/>
+      </w:pPr>
+      <w:rPr>
+        <w:rFonts w:ascii="Wingdings" w:hAnsi="Wingdings" w:hint="default"/>
+        <w:sz w:val="20"/>
+      </w:rPr>
+    </w:lvl>
+    <w:lvl w:ilvl="5" w:tentative="1">
+      <w:start w:val="1"/>
+      <w:numFmt w:val="bullet"/>
+      <w:lvlText w:val=""/>
+      <w:lvlJc w:val="left"/>
+      <w:pPr>
+        <w:tabs>
+          <w:tab w:val="num" w:pos="4320"/>
+        </w:tabs>
+        <w:ind w:left="4320" w:hanging="360"/>
+      </w:pPr>
+      <w:rPr>
+        <w:rFonts w:ascii="Wingdings" w:hAnsi="Wingdings" w:hint="default"/>
+        <w:sz w:val="20"/>
+      </w:rPr>
+    </w:lvl>
+    <w:lvl w:ilvl="6" w:tentative="1">
+      <w:start w:val="1"/>
+      <w:numFmt w:val="bullet"/>
+      <w:lvlText w:val=""/>
+      <w:lvlJc w:val="left"/>
+      <w:pPr>
+        <w:tabs>
+          <w:tab w:val="num" w:pos="5040"/>
+        </w:tabs>
+        <w:ind w:left="5040" w:hanging="360"/>
+      </w:pPr>
+      <w:rPr>
+        <w:rFonts w:ascii="Wingdings" w:hAnsi="Wingdings" w:hint="default"/>
+        <w:sz w:val="20"/>
+      </w:rPr>
+    </w:lvl>
+    <w:lvl w:ilvl="7" w:tentative="1">
+      <w:start w:val="1"/>
+      <w:numFmt w:val="bullet"/>
+      <w:lvlText w:val=""/>
+      <w:lvlJc w:val="left"/>
+      <w:pPr>
+        <w:tabs>
+          <w:tab w:val="num" w:pos="5760"/>
+        </w:tabs>
+        <w:ind w:left="5760" w:hanging="360"/>
+      </w:pPr>
+      <w:rPr>
+        <w:rFonts w:ascii="Wingdings" w:hAnsi="Wingdings" w:hint="default"/>
+        <w:sz w:val="20"/>
+      </w:rPr>
+    </w:lvl>
+    <w:lvl w:ilvl="8" w:tentative="1">
+      <w:start w:val="1"/>
+      <w:numFmt w:val="bullet"/>
+      <w:lvlText w:val=""/>
+      <w:lvlJc w:val="left"/>
+      <w:pPr>
+        <w:tabs>
+          <w:tab w:val="num" w:pos="6480"/>
+        </w:tabs>
+        <w:ind w:left="6480" w:hanging="360"/>
+      </w:pPr>
+      <w:rPr>
+        <w:rFonts w:ascii="Wingdings" w:hAnsi="Wingdings" w:hint="default"/>
+        <w:sz w:val="20"/>
+      </w:rPr>
+    </w:lvl>
+  </w:abstractNum>
+  <w:abstractNum w:abstractNumId="3" w15:restartNumberingAfterBreak="0">
+    <w:nsid w:val="219F08CD"/>
+    <w:multiLevelType w:val="multilevel"/>
+    <w:tmpl w:val="BD505C58"/>
+    <w:lvl w:ilvl="0">
+      <w:start w:val="1"/>
+      <w:numFmt w:val="bullet"/>
+      <w:lvlText w:val=""/>
+      <w:lvlJc w:val="left"/>
+      <w:pPr>
+        <w:tabs>
+          <w:tab w:val="num" w:pos="720"/>
+        </w:tabs>
+        <w:ind w:left="720" w:hanging="360"/>
+      </w:pPr>
+      <w:rPr>
+        <w:rFonts w:ascii="Symbol" w:hAnsi="Symbol" w:hint="default"/>
+        <w:sz w:val="20"/>
+      </w:rPr>
+    </w:lvl>
+    <w:lvl w:ilvl="1" w:tentative="1">
+      <w:start w:val="1"/>
+      <w:numFmt w:val="bullet"/>
+      <w:lvlText w:val="o"/>
+      <w:lvlJc w:val="left"/>
+      <w:pPr>
+        <w:tabs>
+          <w:tab w:val="num" w:pos="1440"/>
+        </w:tabs>
+        <w:ind w:left="1440" w:hanging="360"/>
+      </w:pPr>
+      <w:rPr>
+        <w:rFonts w:ascii="Courier New" w:hAnsi="Courier New" w:hint="default"/>
+        <w:sz w:val="20"/>
+      </w:rPr>
+    </w:lvl>
+    <w:lvl w:ilvl="2" w:tentative="1">
+      <w:start w:val="1"/>
+      <w:numFmt w:val="bullet"/>
+      <w:lvlText w:val=""/>
+      <w:lvlJc w:val="left"/>
+      <w:pPr>
+        <w:tabs>
+          <w:tab w:val="num" w:pos="2160"/>
+        </w:tabs>
+        <w:ind w:left="2160" w:hanging="360"/>
+      </w:pPr>
+      <w:rPr>
+        <w:rFonts w:ascii="Wingdings" w:hAnsi="Wingdings" w:hint="default"/>
+        <w:sz w:val="20"/>
+      </w:rPr>
+    </w:lvl>
+    <w:lvl w:ilvl="3" w:tentative="1">
+      <w:start w:val="1"/>
+      <w:numFmt w:val="bullet"/>
+      <w:lvlText w:val=""/>
+      <w:lvlJc w:val="left"/>
+      <w:pPr>
+        <w:tabs>
+          <w:tab w:val="num" w:pos="2880"/>
+        </w:tabs>
+        <w:ind w:left="2880" w:hanging="360"/>
+      </w:pPr>
+      <w:rPr>
+        <w:rFonts w:ascii="Wingdings" w:hAnsi="Wingdings" w:hint="default"/>
+        <w:sz w:val="20"/>
+      </w:rPr>
+    </w:lvl>
+    <w:lvl w:ilvl="4" w:tentative="1">
+      <w:start w:val="1"/>
+      <w:numFmt w:val="bullet"/>
+      <w:lvlText w:val=""/>
+      <w:lvlJc w:val="left"/>
+      <w:pPr>
+        <w:tabs>
+          <w:tab w:val="num" w:pos="3600"/>
+        </w:tabs>
+        <w:ind w:left="3600" w:hanging="360"/>
+      </w:pPr>
+      <w:rPr>
+        <w:rFonts w:ascii="Wingdings" w:hAnsi="Wingdings" w:hint="default"/>
+        <w:sz w:val="20"/>
+      </w:rPr>
+    </w:lvl>
+    <w:lvl w:ilvl="5" w:tentative="1">
+      <w:start w:val="1"/>
+      <w:numFmt w:val="bullet"/>
+      <w:lvlText w:val=""/>
+      <w:lvlJc w:val="left"/>
+      <w:pPr>
+        <w:tabs>
+          <w:tab w:val="num" w:pos="4320"/>
+        </w:tabs>
+        <w:ind w:left="4320" w:hanging="360"/>
+      </w:pPr>
+      <w:rPr>
+        <w:rFonts w:ascii="Wingdings" w:hAnsi="Wingdings" w:hint="default"/>
+        <w:sz w:val="20"/>
+      </w:rPr>
+    </w:lvl>
+    <w:lvl w:ilvl="6" w:tentative="1">
+      <w:start w:val="1"/>
+      <w:numFmt w:val="bullet"/>
+      <w:lvlText w:val=""/>
+      <w:lvlJc w:val="left"/>
+      <w:pPr>
+        <w:tabs>
+          <w:tab w:val="num" w:pos="5040"/>
+        </w:tabs>
+        <w:ind w:left="5040" w:hanging="360"/>
+      </w:pPr>
+      <w:rPr>
+        <w:rFonts w:ascii="Wingdings" w:hAnsi="Wingdings" w:hint="default"/>
+        <w:sz w:val="20"/>
+      </w:rPr>
+    </w:lvl>
+    <w:lvl w:ilvl="7" w:tentative="1">
+      <w:start w:val="1"/>
+      <w:numFmt w:val="bullet"/>
+      <w:lvlText w:val=""/>
+      <w:lvlJc w:val="left"/>
+      <w:pPr>
+        <w:tabs>
+          <w:tab w:val="num" w:pos="5760"/>
+        </w:tabs>
+        <w:ind w:left="5760" w:hanging="360"/>
+      </w:pPr>
+      <w:rPr>
+        <w:rFonts w:ascii="Wingdings" w:hAnsi="Wingdings" w:hint="default"/>
+        <w:sz w:val="20"/>
+      </w:rPr>
+    </w:lvl>
+    <w:lvl w:ilvl="8" w:tentative="1">
+      <w:start w:val="1"/>
+      <w:numFmt w:val="bullet"/>
+      <w:lvlText w:val=""/>
+      <w:lvlJc w:val="left"/>
+      <w:pPr>
+        <w:tabs>
+          <w:tab w:val="num" w:pos="6480"/>
+        </w:tabs>
+        <w:ind w:left="6480" w:hanging="360"/>
+      </w:pPr>
+      <w:rPr>
+        <w:rFonts w:ascii="Wingdings" w:hAnsi="Wingdings" w:hint="default"/>
+        <w:sz w:val="20"/>
+      </w:rPr>
+    </w:lvl>
+  </w:abstractNum>
+  <w:abstractNum w:abstractNumId="4" w15:restartNumberingAfterBreak="0">
+    <w:nsid w:val="3E284DFC"/>
+    <w:multiLevelType w:val="multilevel"/>
+    <w:tmpl w:val="154EBE78"/>
+    <w:lvl w:ilvl="0">
+      <w:start w:val="1"/>
+      <w:numFmt w:val="bullet"/>
+      <w:lvlText w:val=""/>
+      <w:lvlJc w:val="left"/>
+      <w:pPr>
+        <w:tabs>
+          <w:tab w:val="num" w:pos="720"/>
+        </w:tabs>
+        <w:ind w:left="720" w:hanging="360"/>
+      </w:pPr>
+      <w:rPr>
+        <w:rFonts w:ascii="Symbol" w:hAnsi="Symbol" w:hint="default"/>
+        <w:sz w:val="20"/>
+      </w:rPr>
+    </w:lvl>
+    <w:lvl w:ilvl="1" w:tentative="1">
+      <w:start w:val="1"/>
+      <w:numFmt w:val="bullet"/>
+      <w:lvlText w:val="o"/>
+      <w:lvlJc w:val="left"/>
+      <w:pPr>
+        <w:tabs>
+          <w:tab w:val="num" w:pos="1440"/>
+        </w:tabs>
+        <w:ind w:left="1440" w:hanging="360"/>
+      </w:pPr>
+      <w:rPr>
+        <w:rFonts w:ascii="Courier New" w:hAnsi="Courier New" w:hint="default"/>
+        <w:sz w:val="20"/>
+      </w:rPr>
+    </w:lvl>
+    <w:lvl w:ilvl="2" w:tentative="1">
+      <w:start w:val="1"/>
+      <w:numFmt w:val="bullet"/>
+      <w:lvlText w:val=""/>
+      <w:lvlJc w:val="left"/>
+      <w:pPr>
+        <w:tabs>
+          <w:tab w:val="num" w:pos="2160"/>
+        </w:tabs>
+        <w:ind w:left="2160" w:hanging="360"/>
+      </w:pPr>
+      <w:rPr>
+        <w:rFonts w:ascii="Wingdings" w:hAnsi="Wingdings" w:hint="default"/>
+        <w:sz w:val="20"/>
+      </w:rPr>
+    </w:lvl>
+    <w:lvl w:ilvl="3" w:tentative="1">
+      <w:start w:val="1"/>
+      <w:numFmt w:val="bullet"/>
+      <w:lvlText w:val=""/>
+      <w:lvlJc w:val="left"/>
+      <w:pPr>
+        <w:tabs>
+          <w:tab w:val="num" w:pos="2880"/>
+        </w:tabs>
+        <w:ind w:left="2880" w:hanging="360"/>
+      </w:pPr>
+      <w:rPr>
+        <w:rFonts w:ascii="Wingdings" w:hAnsi="Wingdings" w:hint="default"/>
+        <w:sz w:val="20"/>
+      </w:rPr>
+    </w:lvl>
+    <w:lvl w:ilvl="4" w:tentative="1">
+      <w:start w:val="1"/>
+      <w:numFmt w:val="bullet"/>
+      <w:lvlText w:val=""/>
+      <w:lvlJc w:val="left"/>
+      <w:pPr>
+        <w:tabs>
+          <w:tab w:val="num" w:pos="3600"/>
+        </w:tabs>
+        <w:ind w:left="3600" w:hanging="360"/>
+      </w:pPr>
+      <w:rPr>
+        <w:rFonts w:ascii="Wingdings" w:hAnsi="Wingdings" w:hint="default"/>
+        <w:sz w:val="20"/>
+      </w:rPr>
+    </w:lvl>
+    <w:lvl w:ilvl="5" w:tentative="1">
+      <w:start w:val="1"/>
+      <w:numFmt w:val="bullet"/>
+      <w:lvlText w:val=""/>
+      <w:lvlJc w:val="left"/>
+      <w:pPr>
+        <w:tabs>
+          <w:tab w:val="num" w:pos="4320"/>
+        </w:tabs>
+        <w:ind w:left="4320" w:hanging="360"/>
+      </w:pPr>
+      <w:rPr>
+        <w:rFonts w:ascii="Wingdings" w:hAnsi="Wingdings" w:hint="default"/>
+        <w:sz w:val="20"/>
+      </w:rPr>
+    </w:lvl>
+    <w:lvl w:ilvl="6" w:tentative="1">
+      <w:start w:val="1"/>
+      <w:numFmt w:val="bullet"/>
+      <w:lvlText w:val=""/>
+      <w:lvlJc w:val="left"/>
+      <w:pPr>
+        <w:tabs>
+          <w:tab w:val="num" w:pos="5040"/>
+        </w:tabs>
+        <w:ind w:left="5040" w:hanging="360"/>
+      </w:pPr>
+      <w:rPr>
+        <w:rFonts w:ascii="Wingdings" w:hAnsi="Wingdings" w:hint="default"/>
+        <w:sz w:val="20"/>
+      </w:rPr>
+    </w:lvl>
+    <w:lvl w:ilvl="7" w:tentative="1">
+      <w:start w:val="1"/>
+      <w:numFmt w:val="bullet"/>
+      <w:lvlText w:val=""/>
+      <w:lvlJc w:val="left"/>
+      <w:pPr>
+        <w:tabs>
+          <w:tab w:val="num" w:pos="5760"/>
+        </w:tabs>
+        <w:ind w:left="5760" w:hanging="360"/>
+      </w:pPr>
+      <w:rPr>
+        <w:rFonts w:ascii="Wingdings" w:hAnsi="Wingdings" w:hint="default"/>
+        <w:sz w:val="20"/>
+      </w:rPr>
+    </w:lvl>
+    <w:lvl w:ilvl="8" w:tentative="1">
+      <w:start w:val="1"/>
+      <w:numFmt w:val="bullet"/>
+      <w:lvlText w:val=""/>
+      <w:lvlJc w:val="left"/>
+      <w:pPr>
+        <w:tabs>
+          <w:tab w:val="num" w:pos="6480"/>
+        </w:tabs>
+        <w:ind w:left="6480" w:hanging="360"/>
+      </w:pPr>
+      <w:rPr>
+        <w:rFonts w:ascii="Wingdings" w:hAnsi="Wingdings" w:hint="default"/>
+        <w:sz w:val="20"/>
+      </w:rPr>
+    </w:lvl>
+  </w:abstractNum>
+  <w:abstractNum w:abstractNumId="5" w15:restartNumberingAfterBreak="0">
+    <w:nsid w:val="423478C0"/>
+    <w:multiLevelType w:val="multilevel"/>
+    <w:tmpl w:val="3A2C27BE"/>
+    <w:lvl w:ilvl="0">
+      <w:start w:val="1"/>
+      <w:numFmt w:val="bullet"/>
+      <w:lvlText w:val=""/>
+      <w:lvlJc w:val="left"/>
+      <w:pPr>
+        <w:tabs>
+          <w:tab w:val="num" w:pos="720"/>
+        </w:tabs>
+        <w:ind w:left="720" w:hanging="360"/>
+      </w:pPr>
+      <w:rPr>
+        <w:rFonts w:ascii="Symbol" w:hAnsi="Symbol" w:hint="default"/>
+        <w:sz w:val="20"/>
+      </w:rPr>
+    </w:lvl>
+    <w:lvl w:ilvl="1" w:tentative="1">
+      <w:start w:val="1"/>
+      <w:numFmt w:val="bullet"/>
+      <w:lvlText w:val="o"/>
+      <w:lvlJc w:val="left"/>
+      <w:pPr>
+        <w:tabs>
+          <w:tab w:val="num" w:pos="1440"/>
+        </w:tabs>
+        <w:ind w:left="1440" w:hanging="360"/>
+      </w:pPr>
+      <w:rPr>
+        <w:rFonts w:ascii="Courier New" w:hAnsi="Courier New" w:hint="default"/>
+        <w:sz w:val="20"/>
+      </w:rPr>
+    </w:lvl>
+    <w:lvl w:ilvl="2" w:tentative="1">
+      <w:start w:val="1"/>
+      <w:numFmt w:val="bullet"/>
+      <w:lvlText w:val=""/>
+      <w:lvlJc w:val="left"/>
+      <w:pPr>
+        <w:tabs>
+          <w:tab w:val="num" w:pos="2160"/>
+        </w:tabs>
+        <w:ind w:left="2160" w:hanging="360"/>
+      </w:pPr>
+      <w:rPr>
+        <w:rFonts w:ascii="Wingdings" w:hAnsi="Wingdings" w:hint="default"/>
+        <w:sz w:val="20"/>
+      </w:rPr>
+    </w:lvl>
+    <w:lvl w:ilvl="3" w:tentative="1">
+      <w:start w:val="1"/>
+      <w:numFmt w:val="bullet"/>
+      <w:lvlText w:val=""/>
+      <w:lvlJc w:val="left"/>
+      <w:pPr>
+        <w:tabs>
+          <w:tab w:val="num" w:pos="2880"/>
+        </w:tabs>
+        <w:ind w:left="2880" w:hanging="360"/>
+      </w:pPr>
+      <w:rPr>
+        <w:rFonts w:ascii="Wingdings" w:hAnsi="Wingdings" w:hint="default"/>
+        <w:sz w:val="20"/>
+      </w:rPr>
+    </w:lvl>
+    <w:lvl w:ilvl="4" w:tentative="1">
+      <w:start w:val="1"/>
+      <w:numFmt w:val="bullet"/>
+      <w:lvlText w:val=""/>
+      <w:lvlJc w:val="left"/>
+      <w:pPr>
+        <w:tabs>
+          <w:tab w:val="num" w:pos="3600"/>
+        </w:tabs>
+        <w:ind w:left="3600" w:hanging="360"/>
+      </w:pPr>
+      <w:rPr>
+        <w:rFonts w:ascii="Wingdings" w:hAnsi="Wingdings" w:hint="default"/>
+        <w:sz w:val="20"/>
+      </w:rPr>
+    </w:lvl>
+    <w:lvl w:ilvl="5" w:tentative="1">
+      <w:start w:val="1"/>
+      <w:numFmt w:val="bullet"/>
+      <w:lvlText w:val=""/>
+      <w:lvlJc w:val="left"/>
+      <w:pPr>
+        <w:tabs>
+          <w:tab w:val="num" w:pos="4320"/>
+        </w:tabs>
+        <w:ind w:left="4320" w:hanging="360"/>
+      </w:pPr>
+      <w:rPr>
+        <w:rFonts w:ascii="Wingdings" w:hAnsi="Wingdings" w:hint="default"/>
+        <w:sz w:val="20"/>
+      </w:rPr>
+    </w:lvl>
+    <w:lvl w:ilvl="6" w:tentative="1">
+      <w:start w:val="1"/>
+      <w:numFmt w:val="bullet"/>
+      <w:lvlText w:val=""/>
+      <w:lvlJc w:val="left"/>
+      <w:pPr>
+        <w:tabs>
+          <w:tab w:val="num" w:pos="5040"/>
+        </w:tabs>
+        <w:ind w:left="5040" w:hanging="360"/>
+      </w:pPr>
+      <w:rPr>
+        <w:rFonts w:ascii="Wingdings" w:hAnsi="Wingdings" w:hint="default"/>
+        <w:sz w:val="20"/>
+      </w:rPr>
+    </w:lvl>
+    <w:lvl w:ilvl="7" w:tentative="1">
+      <w:start w:val="1"/>
+      <w:numFmt w:val="bullet"/>
+      <w:lvlText w:val=""/>
+      <w:lvlJc w:val="left"/>
+      <w:pPr>
+        <w:tabs>
+          <w:tab w:val="num" w:pos="5760"/>
+        </w:tabs>
+        <w:ind w:left="5760" w:hanging="360"/>
+      </w:pPr>
+      <w:rPr>
+        <w:rFonts w:ascii="Wingdings" w:hAnsi="Wingdings" w:hint="default"/>
+        <w:sz w:val="20"/>
+      </w:rPr>
+    </w:lvl>
+    <w:lvl w:ilvl="8" w:tentative="1">
+      <w:start w:val="1"/>
+      <w:numFmt w:val="bullet"/>
+      <w:lvlText w:val=""/>
+      <w:lvlJc w:val="left"/>
+      <w:pPr>
+        <w:tabs>
+          <w:tab w:val="num" w:pos="6480"/>
+        </w:tabs>
+        <w:ind w:left="6480" w:hanging="360"/>
+      </w:pPr>
+      <w:rPr>
+        <w:rFonts w:ascii="Wingdings" w:hAnsi="Wingdings" w:hint="default"/>
+        <w:sz w:val="20"/>
+      </w:rPr>
+    </w:lvl>
+  </w:abstractNum>
+  <w:abstractNum w:abstractNumId="6" w15:restartNumberingAfterBreak="0">
+    <w:nsid w:val="44652462"/>
+    <w:multiLevelType w:val="multilevel"/>
+    <w:tmpl w:val="1F9061BC"/>
+    <w:lvl w:ilvl="0">
+      <w:start w:val="1"/>
+      <w:numFmt w:val="bullet"/>
+      <w:lvlText w:val=""/>
+      <w:lvlJc w:val="left"/>
+      <w:pPr>
+        <w:tabs>
+          <w:tab w:val="num" w:pos="720"/>
+        </w:tabs>
+        <w:ind w:left="720" w:hanging="360"/>
+      </w:pPr>
+      <w:rPr>
+        <w:rFonts w:ascii="Symbol" w:hAnsi="Symbol" w:hint="default"/>
+        <w:sz w:val="20"/>
+      </w:rPr>
+    </w:lvl>
+    <w:lvl w:ilvl="1" w:tentative="1">
+      <w:start w:val="1"/>
+      <w:numFmt w:val="bullet"/>
+      <w:lvlText w:val="o"/>
+      <w:lvlJc w:val="left"/>
+      <w:pPr>
+        <w:tabs>
+          <w:tab w:val="num" w:pos="1440"/>
+        </w:tabs>
+        <w:ind w:left="1440" w:hanging="360"/>
+      </w:pPr>
+      <w:rPr>
+        <w:rFonts w:ascii="Courier New" w:hAnsi="Courier New" w:hint="default"/>
+        <w:sz w:val="20"/>
+      </w:rPr>
+    </w:lvl>
+    <w:lvl w:ilvl="2" w:tentative="1">
+      <w:start w:val="1"/>
+      <w:numFmt w:val="bullet"/>
+      <w:lvlText w:val=""/>
+      <w:lvlJc w:val="left"/>
+      <w:pPr>
+        <w:tabs>
+          <w:tab w:val="num" w:pos="2160"/>
+        </w:tabs>
+        <w:ind w:left="2160" w:hanging="360"/>
+      </w:pPr>
+      <w:rPr>
+        <w:rFonts w:ascii="Wingdings" w:hAnsi="Wingdings" w:hint="default"/>
+        <w:sz w:val="20"/>
+      </w:rPr>
+    </w:lvl>
+    <w:lvl w:ilvl="3" w:tentative="1">
+      <w:start w:val="1"/>
+      <w:numFmt w:val="bullet"/>
+      <w:lvlText w:val=""/>
+      <w:lvlJc w:val="left"/>
+      <w:pPr>
+        <w:tabs>
+          <w:tab w:val="num" w:pos="2880"/>
+        </w:tabs>
+        <w:ind w:left="2880" w:hanging="360"/>
+      </w:pPr>
+      <w:rPr>
+        <w:rFonts w:ascii="Wingdings" w:hAnsi="Wingdings" w:hint="default"/>
+        <w:sz w:val="20"/>
+      </w:rPr>
+    </w:lvl>
+    <w:lvl w:ilvl="4" w:tentative="1">
+      <w:start w:val="1"/>
+      <w:numFmt w:val="bullet"/>
+      <w:lvlText w:val=""/>
+      <w:lvlJc w:val="left"/>
+      <w:pPr>
+        <w:tabs>
+          <w:tab w:val="num" w:pos="3600"/>
+        </w:tabs>
+        <w:ind w:left="3600" w:hanging="360"/>
+      </w:pPr>
+      <w:rPr>
+        <w:rFonts w:ascii="Wingdings" w:hAnsi="Wingdings" w:hint="default"/>
+        <w:sz w:val="20"/>
+      </w:rPr>
+    </w:lvl>
+    <w:lvl w:ilvl="5" w:tentative="1">
+      <w:start w:val="1"/>
+      <w:numFmt w:val="bullet"/>
+      <w:lvlText w:val=""/>
+      <w:lvlJc w:val="left"/>
+      <w:pPr>
+        <w:tabs>
+          <w:tab w:val="num" w:pos="4320"/>
+        </w:tabs>
+        <w:ind w:left="4320" w:hanging="360"/>
+      </w:pPr>
+      <w:rPr>
+        <w:rFonts w:ascii="Wingdings" w:hAnsi="Wingdings" w:hint="default"/>
+        <w:sz w:val="20"/>
+      </w:rPr>
+    </w:lvl>
+    <w:lvl w:ilvl="6" w:tentative="1">
+      <w:start w:val="1"/>
+      <w:numFmt w:val="bullet"/>
+      <w:lvlText w:val=""/>
+      <w:lvlJc w:val="left"/>
+      <w:pPr>
+        <w:tabs>
+          <w:tab w:val="num" w:pos="5040"/>
+        </w:tabs>
+        <w:ind w:left="5040" w:hanging="360"/>
+      </w:pPr>
+      <w:rPr>
+        <w:rFonts w:ascii="Wingdings" w:hAnsi="Wingdings" w:hint="default"/>
+        <w:sz w:val="20"/>
+      </w:rPr>
+    </w:lvl>
+    <w:lvl w:ilvl="7" w:tentative="1">
+      <w:start w:val="1"/>
+      <w:numFmt w:val="bullet"/>
+      <w:lvlText w:val=""/>
+      <w:lvlJc w:val="left"/>
+      <w:pPr>
+        <w:tabs>
+          <w:tab w:val="num" w:pos="5760"/>
+        </w:tabs>
+        <w:ind w:left="5760" w:hanging="360"/>
+      </w:pPr>
+      <w:rPr>
+        <w:rFonts w:ascii="Wingdings" w:hAnsi="Wingdings" w:hint="default"/>
+        <w:sz w:val="20"/>
+      </w:rPr>
+    </w:lvl>
+    <w:lvl w:ilvl="8" w:tentative="1">
+      <w:start w:val="1"/>
+      <w:numFmt w:val="bullet"/>
+      <w:lvlText w:val=""/>
+      <w:lvlJc w:val="left"/>
+      <w:pPr>
+        <w:tabs>
+          <w:tab w:val="num" w:pos="6480"/>
+        </w:tabs>
+        <w:ind w:left="6480" w:hanging="360"/>
+      </w:pPr>
+      <w:rPr>
+        <w:rFonts w:ascii="Wingdings" w:hAnsi="Wingdings" w:hint="default"/>
+        <w:sz w:val="20"/>
+      </w:rPr>
+    </w:lvl>
+  </w:abstractNum>
+  <w:abstractNum w:abstractNumId="7" w15:restartNumberingAfterBreak="0">
+    <w:nsid w:val="60921437"/>
+    <w:multiLevelType w:val="multilevel"/>
+    <w:tmpl w:val="6F6E69AE"/>
+    <w:lvl w:ilvl="0">
+      <w:start w:val="1"/>
+      <w:numFmt w:val="bullet"/>
+      <w:lvlText w:val=""/>
+      <w:lvlJc w:val="left"/>
+      <w:pPr>
+        <w:tabs>
+          <w:tab w:val="num" w:pos="720"/>
+        </w:tabs>
+        <w:ind w:left="720" w:hanging="360"/>
+      </w:pPr>
+      <w:rPr>
+        <w:rFonts w:ascii="Symbol" w:hAnsi="Symbol" w:hint="default"/>
+        <w:sz w:val="20"/>
+      </w:rPr>
+    </w:lvl>
+    <w:lvl w:ilvl="1" w:tentative="1">
+      <w:start w:val="1"/>
+      <w:numFmt w:val="bullet"/>
+      <w:lvlText w:val="o"/>
+      <w:lvlJc w:val="left"/>
+      <w:pPr>
+        <w:tabs>
+          <w:tab w:val="num" w:pos="1440"/>
+        </w:tabs>
+        <w:ind w:left="1440" w:hanging="360"/>
+      </w:pPr>
+      <w:rPr>
+        <w:rFonts w:ascii="Courier New" w:hAnsi="Courier New" w:hint="default"/>
+        <w:sz w:val="20"/>
+      </w:rPr>
+    </w:lvl>
+    <w:lvl w:ilvl="2" w:tentative="1">
+      <w:start w:val="1"/>
+      <w:numFmt w:val="bullet"/>
+      <w:lvlText w:val=""/>
+      <w:lvlJc w:val="left"/>
+      <w:pPr>
+        <w:tabs>
+          <w:tab w:val="num" w:pos="2160"/>
+        </w:tabs>
+        <w:ind w:left="2160" w:hanging="360"/>
+      </w:pPr>
+      <w:rPr>
+        <w:rFonts w:ascii="Wingdings" w:hAnsi="Wingdings" w:hint="default"/>
+        <w:sz w:val="20"/>
+      </w:rPr>
+    </w:lvl>
+    <w:lvl w:ilvl="3" w:tentative="1">
+      <w:start w:val="1"/>
+      <w:numFmt w:val="bullet"/>
+      <w:lvlText w:val=""/>
+      <w:lvlJc w:val="left"/>
+      <w:pPr>
+        <w:tabs>
+          <w:tab w:val="num" w:pos="2880"/>
+        </w:tabs>
+        <w:ind w:left="2880" w:hanging="360"/>
+      </w:pPr>
+      <w:rPr>
+        <w:rFonts w:ascii="Wingdings" w:hAnsi="Wingdings" w:hint="default"/>
+        <w:sz w:val="20"/>
+      </w:rPr>
+    </w:lvl>
+    <w:lvl w:ilvl="4" w:tentative="1">
+      <w:start w:val="1"/>
+      <w:numFmt w:val="bullet"/>
+      <w:lvlText w:val=""/>
+      <w:lvlJc w:val="left"/>
+      <w:pPr>
+        <w:tabs>
+          <w:tab w:val="num" w:pos="3600"/>
+        </w:tabs>
+        <w:ind w:left="3600" w:hanging="360"/>
+      </w:pPr>
+      <w:rPr>
+        <w:rFonts w:ascii="Wingdings" w:hAnsi="Wingdings" w:hint="default"/>
+        <w:sz w:val="20"/>
+      </w:rPr>
+    </w:lvl>
+    <w:lvl w:ilvl="5" w:tentative="1">
+      <w:start w:val="1"/>
+      <w:numFmt w:val="bullet"/>
+      <w:lvlText w:val=""/>
+      <w:lvlJc w:val="left"/>
+      <w:pPr>
+        <w:tabs>
+          <w:tab w:val="num" w:pos="4320"/>
+        </w:tabs>
+        <w:ind w:left="4320" w:hanging="360"/>
+      </w:pPr>
+      <w:rPr>
+        <w:rFonts w:ascii="Wingdings" w:hAnsi="Wingdings" w:hint="default"/>
+        <w:sz w:val="20"/>
+      </w:rPr>
+    </w:lvl>
+    <w:lvl w:ilvl="6" w:tentative="1">
+      <w:start w:val="1"/>
+      <w:numFmt w:val="bullet"/>
+      <w:lvlText w:val=""/>
+      <w:lvlJc w:val="left"/>
+      <w:pPr>
+        <w:tabs>
+          <w:tab w:val="num" w:pos="5040"/>
+        </w:tabs>
+        <w:ind w:left="5040" w:hanging="360"/>
+      </w:pPr>
+      <w:rPr>
+        <w:rFonts w:ascii="Wingdings" w:hAnsi="Wingdings" w:hint="default"/>
+        <w:sz w:val="20"/>
+      </w:rPr>
+    </w:lvl>
+    <w:lvl w:ilvl="7" w:tentative="1">
+      <w:start w:val="1"/>
+      <w:numFmt w:val="bullet"/>
+      <w:lvlText w:val=""/>
+      <w:lvlJc w:val="left"/>
+      <w:pPr>
+        <w:tabs>
+          <w:tab w:val="num" w:pos="5760"/>
+        </w:tabs>
+        <w:ind w:left="5760" w:hanging="360"/>
+      </w:pPr>
+      <w:rPr>
+        <w:rFonts w:ascii="Wingdings" w:hAnsi="Wingdings" w:hint="default"/>
+        <w:sz w:val="20"/>
+      </w:rPr>
+    </w:lvl>
+    <w:lvl w:ilvl="8" w:tentative="1">
+      <w:start w:val="1"/>
+      <w:numFmt w:val="bullet"/>
+      <w:lvlText w:val=""/>
+      <w:lvlJc w:val="left"/>
+      <w:pPr>
+        <w:tabs>
+          <w:tab w:val="num" w:pos="6480"/>
+        </w:tabs>
+        <w:ind w:left="6480" w:hanging="360"/>
+      </w:pPr>
+      <w:rPr>
+        <w:rFonts w:ascii="Wingdings" w:hAnsi="Wingdings" w:hint="default"/>
+        <w:sz w:val="20"/>
+      </w:rPr>
+    </w:lvl>
+  </w:abstractNum>
+  <w:num w:numId="1" w16cid:durableId="71895229">
+    <w:abstractNumId w:val="5"/>
+  </w:num>
+  <w:num w:numId="2" w16cid:durableId="1376079243">
+    <w:abstractNumId w:val="7"/>
+  </w:num>
+  <w:num w:numId="3" w16cid:durableId="259873735">
+    <w:abstractNumId w:val="3"/>
+  </w:num>
+  <w:num w:numId="4" w16cid:durableId="1587611104">
+    <w:abstractNumId w:val="4"/>
+  </w:num>
+  <w:num w:numId="5" w16cid:durableId="1181504104">
+    <w:abstractNumId w:val="1"/>
+  </w:num>
+  <w:num w:numId="6" w16cid:durableId="1415200304">
+    <w:abstractNumId w:val="2"/>
+  </w:num>
+  <w:num w:numId="7" w16cid:durableId="1613974120">
+    <w:abstractNumId w:val="0"/>
+  </w:num>
+  <w:num w:numId="8" w16cid:durableId="1979262214">
+    <w:abstractNumId w:val="6"/>
+  </w:num>
+</w:numbering>
 </file>
 
 <file path=word/styles.xml><?xml version="1.0" encoding="utf-8"?>
@@ -842,6 +2800,7 @@
   <w:style w:type="character" w:default="1" w:styleId="a0">
     <w:name w:val="Default Paragraph Font"/>
     <w:uiPriority w:val="1"/>
+    <w:semiHidden/>
     <w:unhideWhenUsed/>
   </w:style>
   <w:style w:type="table" w:default="1" w:styleId="a1">
